--- a/output/tablas/tabla_socdem.docx
+++ b/output/tablas/tabla_socdem.docx
@@ -153,7 +153,7 @@
                 <w:rFonts w:ascii="Calibri" w:hAnsi="Calibri"/>
                 <w:sz w:val="20"/>
               </w:rPr>
-              <w:t xml:space="preserve">N = 1,580</w:t>
+              <w:t xml:space="preserve">N = 1,329</w:t>
             </w:r>
             <w:r>
               <w:rPr>
@@ -236,7 +236,7 @@
                 <w:rFonts w:ascii="Calibri" w:hAnsi="Calibri"/>
                 <w:sz w:val="20"/>
               </w:rPr>
-              <w:t xml:space="preserve">indi</w:t>
+              <w:t xml:space="preserve">mapuche</w:t>
             </w:r>
             <w:r>
               <w:rPr>
@@ -257,7 +257,7 @@
                 <w:rFonts w:ascii="Calibri" w:hAnsi="Calibri"/>
                 <w:sz w:val="20"/>
               </w:rPr>
-              <w:t xml:space="preserve">N = 845</w:t>
+              <w:t xml:space="preserve">N = 594</w:t>
             </w:r>
             <w:r>
               <w:rPr>
@@ -424,7 +424,7 @@
                 <w:rFonts w:ascii="Calibri" w:hAnsi="Calibri"/>
                 <w:sz w:val="20"/>
               </w:rPr>
-              <w:t xml:space="default">0.7</w:t>
+              <w:t xml:space="default">&gt;0.9</w:t>
             </w:r>
           </w:p>
         </w:tc>
@@ -477,7 +477,7 @@
                 <w:rFonts w:ascii="Calibri" w:hAnsi="Calibri"/>
                 <w:sz w:val="20"/>
               </w:rPr>
-              <w:t xml:space="default">467 (30%)</w:t>
+              <w:t xml:space="default">398 (30%)</w:t>
             </w:r>
           </w:p>
         </w:tc>
@@ -525,7 +525,7 @@
                 <w:rFonts w:ascii="Calibri" w:hAnsi="Calibri"/>
                 <w:sz w:val="20"/>
               </w:rPr>
-              <w:t xml:space="default">246 (29%)</w:t>
+              <w:t xml:space="default">177 (30%)</w:t>
             </w:r>
           </w:p>
         </w:tc>
@@ -602,7 +602,7 @@
                 <w:rFonts w:ascii="Calibri" w:hAnsi="Calibri"/>
                 <w:sz w:val="20"/>
               </w:rPr>
-              <w:t xml:space="default">1,113 (70%)</w:t>
+              <w:t xml:space="default">931 (70%)</w:t>
             </w:r>
           </w:p>
         </w:tc>
@@ -650,7 +650,7 @@
                 <w:rFonts w:ascii="Calibri" w:hAnsi="Calibri"/>
                 <w:sz w:val="20"/>
               </w:rPr>
-              <w:t xml:space="default">599 (71%)</w:t>
+              <w:t xml:space="default">417 (70%)</w:t>
             </w:r>
           </w:p>
         </w:tc>
@@ -800,7 +800,7 @@
                 <w:rFonts w:ascii="Calibri" w:hAnsi="Calibri"/>
                 <w:sz w:val="20"/>
               </w:rPr>
-              <w:t xml:space="default">0.003</w:t>
+              <w:t xml:space="default">0.055</w:t>
             </w:r>
           </w:p>
         </w:tc>
@@ -853,7 +853,7 @@
                 <w:rFonts w:ascii="Calibri" w:hAnsi="Calibri"/>
                 <w:sz w:val="20"/>
               </w:rPr>
-              <w:t xml:space="default">102 (6.5%)</w:t>
+              <w:t xml:space="default">81 (6.1%)</w:t>
             </w:r>
           </w:p>
         </w:tc>
@@ -901,7 +901,7 @@
                 <w:rFonts w:ascii="Calibri" w:hAnsi="Calibri"/>
                 <w:sz w:val="20"/>
               </w:rPr>
-              <w:t xml:space="default">60 (7.1%)</w:t>
+              <w:t xml:space="default">39 (6.6%)</w:t>
             </w:r>
           </w:p>
         </w:tc>
@@ -978,7 +978,7 @@
                 <w:rFonts w:ascii="Calibri" w:hAnsi="Calibri"/>
                 <w:sz w:val="20"/>
               </w:rPr>
-              <w:t xml:space="default">242 (15%)</w:t>
+              <w:t xml:space="default">190 (14%)</w:t>
             </w:r>
           </w:p>
         </w:tc>
@@ -1026,7 +1026,7 @@
                 <w:rFonts w:ascii="Calibri" w:hAnsi="Calibri"/>
                 <w:sz w:val="20"/>
               </w:rPr>
-              <w:t xml:space="default">149 (18%)</w:t>
+              <w:t xml:space="default">97 (16%)</w:t>
             </w:r>
           </w:p>
         </w:tc>
@@ -1103,7 +1103,7 @@
                 <w:rFonts w:ascii="Calibri" w:hAnsi="Calibri"/>
                 <w:sz w:val="20"/>
               </w:rPr>
-              <w:t xml:space="default">240 (15%)</w:t>
+              <w:t xml:space="default">198 (15%)</w:t>
             </w:r>
           </w:p>
         </w:tc>
@@ -1151,7 +1151,7 @@
                 <w:rFonts w:ascii="Calibri" w:hAnsi="Calibri"/>
                 <w:sz w:val="20"/>
               </w:rPr>
-              <w:t xml:space="default">141 (17%)</w:t>
+              <w:t xml:space="default">99 (17%)</w:t>
             </w:r>
           </w:p>
         </w:tc>
@@ -1228,7 +1228,7 @@
                 <w:rFonts w:ascii="Calibri" w:hAnsi="Calibri"/>
                 <w:sz w:val="20"/>
               </w:rPr>
-              <w:t xml:space="default">325 (21%)</w:t>
+              <w:t xml:space="default">280 (21%)</w:t>
             </w:r>
           </w:p>
         </w:tc>
@@ -1276,7 +1276,7 @@
                 <w:rFonts w:ascii="Calibri" w:hAnsi="Calibri"/>
                 <w:sz w:val="20"/>
               </w:rPr>
-              <w:t xml:space="default">172 (20%)</w:t>
+              <w:t xml:space="default">127 (21%)</w:t>
             </w:r>
           </w:p>
         </w:tc>
@@ -1353,7 +1353,7 @@
                 <w:rFonts w:ascii="Calibri" w:hAnsi="Calibri"/>
                 <w:sz w:val="20"/>
               </w:rPr>
-              <w:t xml:space="default">347 (22%)</w:t>
+              <w:t xml:space="default">299 (23%)</w:t>
             </w:r>
           </w:p>
         </w:tc>
@@ -1401,7 +1401,7 @@
                 <w:rFonts w:ascii="Calibri" w:hAnsi="Calibri"/>
                 <w:sz w:val="20"/>
               </w:rPr>
-              <w:t xml:space="default">168 (20%)</w:t>
+              <w:t xml:space="default">120 (20%)</w:t>
             </w:r>
           </w:p>
         </w:tc>
@@ -1478,7 +1478,7 @@
                 <w:rFonts w:ascii="Calibri" w:hAnsi="Calibri"/>
                 <w:sz w:val="20"/>
               </w:rPr>
-              <w:t xml:space="default">323 (20%)</w:t>
+              <w:t xml:space="default">280 (21%)</w:t>
             </w:r>
           </w:p>
         </w:tc>
@@ -1526,7 +1526,7 @@
                 <w:rFonts w:ascii="Calibri" w:hAnsi="Calibri"/>
                 <w:sz w:val="20"/>
               </w:rPr>
-              <w:t xml:space="default">155 (18%)</w:t>
+              <w:t xml:space="default">112 (19%)</w:t>
             </w:r>
           </w:p>
         </w:tc>
@@ -1676,7 +1676,7 @@
                 <w:rFonts w:ascii="Calibri" w:hAnsi="Calibri"/>
                 <w:sz w:val="20"/>
               </w:rPr>
-              <w:t xml:space="default">0.12</w:t>
+              <w:t xml:space="default">0.005</w:t>
             </w:r>
           </w:p>
         </w:tc>
@@ -1729,7 +1729,7 @@
                 <w:rFonts w:ascii="Calibri" w:hAnsi="Calibri"/>
                 <w:sz w:val="20"/>
               </w:rPr>
-              <w:t xml:space="default">1,219 (77%)</w:t>
+              <w:t xml:space="default">1,009 (76%)</w:t>
             </w:r>
           </w:p>
         </w:tc>
@@ -1777,7 +1777,7 @@
                 <w:rFonts w:ascii="Calibri" w:hAnsi="Calibri"/>
                 <w:sz w:val="20"/>
               </w:rPr>
-              <w:t xml:space="default">639 (76%)</w:t>
+              <w:t xml:space="default">429 (72%)</w:t>
             </w:r>
           </w:p>
         </w:tc>
@@ -1854,7 +1854,7 @@
                 <w:rFonts w:ascii="Calibri" w:hAnsi="Calibri"/>
                 <w:sz w:val="20"/>
               </w:rPr>
-              <w:t xml:space="default">361 (23%)</w:t>
+              <w:t xml:space="default">320 (24%)</w:t>
             </w:r>
           </w:p>
         </w:tc>
@@ -1902,7 +1902,7 @@
                 <w:rFonts w:ascii="Calibri" w:hAnsi="Calibri"/>
                 <w:sz w:val="20"/>
               </w:rPr>
-              <w:t xml:space="default">206 (24%)</w:t>
+              <w:t xml:space="default">165 (28%)</w:t>
             </w:r>
           </w:p>
         </w:tc>
@@ -2052,7 +2052,7 @@
                 <w:rFonts w:ascii="Calibri" w:hAnsi="Calibri"/>
                 <w:sz w:val="20"/>
               </w:rPr>
-              <w:t xml:space="default">0.9</w:t>
+              <w:t xml:space="default">&lt;0.001</w:t>
             </w:r>
           </w:p>
         </w:tc>
@@ -2105,7 +2105,7 @@
                 <w:rFonts w:ascii="Calibri" w:hAnsi="Calibri"/>
                 <w:sz w:val="20"/>
               </w:rPr>
-              <w:t xml:space="default">1,224 (77%)</w:t>
+              <w:t xml:space="default">973 (73%)</w:t>
             </w:r>
           </w:p>
         </w:tc>
@@ -2153,7 +2153,7 @@
                 <w:rFonts w:ascii="Calibri" w:hAnsi="Calibri"/>
                 <w:sz w:val="20"/>
               </w:rPr>
-              <w:t xml:space="default">656 (78%)</w:t>
+              <w:t xml:space="default">405 (68%)</w:t>
             </w:r>
           </w:p>
         </w:tc>
@@ -2230,7 +2230,7 @@
                 <w:rFonts w:ascii="Calibri" w:hAnsi="Calibri"/>
                 <w:sz w:val="20"/>
               </w:rPr>
-              <w:t xml:space="default">356 (23%)</w:t>
+              <w:t xml:space="default">356 (27%)</w:t>
             </w:r>
           </w:p>
         </w:tc>
@@ -2278,7 +2278,7 @@
                 <w:rFonts w:ascii="Calibri" w:hAnsi="Calibri"/>
                 <w:sz w:val="20"/>
               </w:rPr>
-              <w:t xml:space="default">189 (22%)</w:t>
+              <w:t xml:space="default">189 (32%)</w:t>
             </w:r>
           </w:p>
         </w:tc>
@@ -2428,7 +2428,7 @@
                 <w:rFonts w:ascii="Calibri" w:hAnsi="Calibri"/>
                 <w:sz w:val="20"/>
               </w:rPr>
-              <w:t xml:space="default">&lt;0.001</w:t>
+              <w:t xml:space="default">0.003</w:t>
             </w:r>
           </w:p>
         </w:tc>
@@ -2481,7 +2481,7 @@
                 <w:rFonts w:ascii="Calibri" w:hAnsi="Calibri"/>
                 <w:sz w:val="20"/>
               </w:rPr>
-              <w:t xml:space="default">14 (0.9%)</w:t>
+              <w:t xml:space="default">10 (0.8%)</w:t>
             </w:r>
           </w:p>
         </w:tc>
@@ -2529,7 +2529,7 @@
                 <w:rFonts w:ascii="Calibri" w:hAnsi="Calibri"/>
                 <w:sz w:val="20"/>
               </w:rPr>
-              <w:t xml:space="default">6 (0.7%)</w:t>
+              <w:t xml:space="default">2 (0.3%)</w:t>
             </w:r>
           </w:p>
         </w:tc>
@@ -2606,7 +2606,7 @@
                 <w:rFonts w:ascii="Calibri" w:hAnsi="Calibri"/>
                 <w:sz w:val="20"/>
               </w:rPr>
-              <w:t xml:space="default">50 (3.2%)</w:t>
+              <w:t xml:space="default">37 (2.8%)</w:t>
             </w:r>
           </w:p>
         </w:tc>
@@ -2654,7 +2654,7 @@
                 <w:rFonts w:ascii="Calibri" w:hAnsi="Calibri"/>
                 <w:sz w:val="20"/>
               </w:rPr>
-              <w:t xml:space="default">29 (3.4%)</w:t>
+              <w:t xml:space="default">16 (2.7%)</w:t>
             </w:r>
           </w:p>
         </w:tc>
@@ -2731,7 +2731,7 @@
                 <w:rFonts w:ascii="Calibri" w:hAnsi="Calibri"/>
                 <w:sz w:val="20"/>
               </w:rPr>
-              <w:t xml:space="default">109 (6.9%)</w:t>
+              <w:t xml:space="default">87 (6.6%)</w:t>
             </w:r>
           </w:p>
         </w:tc>
@@ -2779,7 +2779,7 @@
                 <w:rFonts w:ascii="Calibri" w:hAnsi="Calibri"/>
                 <w:sz w:val="20"/>
               </w:rPr>
-              <w:t xml:space="default">67 (7.9%)</w:t>
+              <w:t xml:space="default">45 (7.6%)</w:t>
             </w:r>
           </w:p>
         </w:tc>
@@ -2856,7 +2856,7 @@
                 <w:rFonts w:ascii="Calibri" w:hAnsi="Calibri"/>
                 <w:sz w:val="20"/>
               </w:rPr>
-              <w:t xml:space="default">478 (30%)</w:t>
+              <w:t xml:space="default">380 (29%)</w:t>
             </w:r>
           </w:p>
         </w:tc>
@@ -2904,7 +2904,7 @@
                 <w:rFonts w:ascii="Calibri" w:hAnsi="Calibri"/>
                 <w:sz w:val="20"/>
               </w:rPr>
-              <w:t xml:space="default">294 (35%)</w:t>
+              <w:t xml:space="default">196 (33%)</w:t>
             </w:r>
           </w:p>
         </w:tc>
@@ -2981,7 +2981,7 @@
                 <w:rFonts w:ascii="Calibri" w:hAnsi="Calibri"/>
                 <w:sz w:val="20"/>
               </w:rPr>
-              <w:t xml:space="default">927 (59%)</w:t>
+              <w:t xml:space="default">814 (61%)</w:t>
             </w:r>
           </w:p>
         </w:tc>
@@ -3029,7 +3029,7 @@
                 <w:rFonts w:ascii="Calibri" w:hAnsi="Calibri"/>
                 <w:sz w:val="20"/>
               </w:rPr>
-              <w:t xml:space="default">448 (53%)</w:t>
+              <w:t xml:space="default">335 (56%)</w:t>
             </w:r>
           </w:p>
         </w:tc>
@@ -3232,7 +3232,7 @@
                 <w:rFonts w:ascii="Calibri" w:hAnsi="Calibri"/>
                 <w:sz w:val="20"/>
               </w:rPr>
-              <w:t xml:space="default">260 (17%)</w:t>
+              <w:t xml:space="default">247 (19%)</w:t>
             </w:r>
           </w:p>
         </w:tc>
@@ -3280,7 +3280,7 @@
                 <w:rFonts w:ascii="Calibri" w:hAnsi="Calibri"/>
                 <w:sz w:val="20"/>
               </w:rPr>
-              <w:t xml:space="default">37 (4.4%)</w:t>
+              <w:t xml:space="default">24 (4.1%)</w:t>
             </w:r>
           </w:p>
         </w:tc>
@@ -3357,7 +3357,7 @@
                 <w:rFonts w:ascii="Calibri" w:hAnsi="Calibri"/>
                 <w:sz w:val="20"/>
               </w:rPr>
-              <w:t xml:space="default">232 (15%)</w:t>
+              <w:t xml:space="default">209 (16%)</w:t>
             </w:r>
           </w:p>
         </w:tc>
@@ -3405,7 +3405,7 @@
                 <w:rFonts w:ascii="Calibri" w:hAnsi="Calibri"/>
                 <w:sz w:val="20"/>
               </w:rPr>
-              <w:t xml:space="default">78 (9.3%)</w:t>
+              <w:t xml:space="default">55 (9.3%)</w:t>
             </w:r>
           </w:p>
         </w:tc>
@@ -3482,7 +3482,7 @@
                 <w:rFonts w:ascii="Calibri" w:hAnsi="Calibri"/>
                 <w:sz w:val="20"/>
               </w:rPr>
-              <w:t xml:space="default">270 (17%)</w:t>
+              <w:t xml:space="default">219 (17%)</w:t>
             </w:r>
           </w:p>
         </w:tc>
@@ -3530,7 +3530,7 @@
                 <w:rFonts w:ascii="Calibri" w:hAnsi="Calibri"/>
                 <w:sz w:val="20"/>
               </w:rPr>
-              <w:t xml:space="default">133 (16%)</w:t>
+              <w:t xml:space="default">82 (14%)</w:t>
             </w:r>
           </w:p>
         </w:tc>
@@ -3607,7 +3607,7 @@
                 <w:rFonts w:ascii="Calibri" w:hAnsi="Calibri"/>
                 <w:sz w:val="20"/>
               </w:rPr>
-              <w:t xml:space="default">406 (26%)</w:t>
+              <w:t xml:space="default">321 (24%)</w:t>
             </w:r>
           </w:p>
         </w:tc>
@@ -3655,7 +3655,7 @@
                 <w:rFonts w:ascii="Calibri" w:hAnsi="Calibri"/>
                 <w:sz w:val="20"/>
               </w:rPr>
-              <w:t xml:space="default">260 (31%)</w:t>
+              <w:t xml:space="default">175 (30%)</w:t>
             </w:r>
           </w:p>
         </w:tc>
@@ -3732,7 +3732,7 @@
                 <w:rFonts w:ascii="Calibri" w:hAnsi="Calibri"/>
                 <w:sz w:val="20"/>
               </w:rPr>
-              <w:t xml:space="default">400 (26%)</w:t>
+              <w:t xml:space="default">322 (24%)</w:t>
             </w:r>
           </w:p>
         </w:tc>
@@ -3780,7 +3780,7 @@
                 <w:rFonts w:ascii="Calibri" w:hAnsi="Calibri"/>
                 <w:sz w:val="20"/>
               </w:rPr>
-              <w:t xml:space="default">334 (40%)</w:t>
+              <w:t xml:space="default">256 (43%)</w:t>
             </w:r>
           </w:p>
         </w:tc>
@@ -3983,7 +3983,7 @@
                 <w:rFonts w:ascii="Calibri" w:hAnsi="Calibri"/>
                 <w:sz w:val="20"/>
               </w:rPr>
-              <w:t xml:space="default">141 (9.0%)</w:t>
+              <w:t xml:space="default">134 (10%)</w:t>
             </w:r>
           </w:p>
         </w:tc>
@@ -4031,7 +4031,7 @@
                 <w:rFonts w:ascii="Calibri" w:hAnsi="Calibri"/>
                 <w:sz w:val="20"/>
               </w:rPr>
-              <w:t xml:space="default">44 (5.3%)</w:t>
+              <w:t xml:space="default">37 (6.3%)</w:t>
             </w:r>
           </w:p>
         </w:tc>
@@ -4108,7 +4108,7 @@
                 <w:rFonts w:ascii="Calibri" w:hAnsi="Calibri"/>
                 <w:sz w:val="20"/>
               </w:rPr>
-              <w:t xml:space="default">200 (13%)</w:t>
+              <w:t xml:space="default">191 (15%)</w:t>
             </w:r>
           </w:p>
         </w:tc>
@@ -4156,7 +4156,7 @@
                 <w:rFonts w:ascii="Calibri" w:hAnsi="Calibri"/>
                 <w:sz w:val="20"/>
               </w:rPr>
-              <w:t xml:space="default">66 (7.9%)</w:t>
+              <w:t xml:space="default">57 (9.7%)</w:t>
             </w:r>
           </w:p>
         </w:tc>
@@ -4233,7 +4233,7 @@
                 <w:rFonts w:ascii="Calibri" w:hAnsi="Calibri"/>
                 <w:sz w:val="20"/>
               </w:rPr>
-              <w:t xml:space="default">317 (20%)</w:t>
+              <w:t xml:space="default">267 (20%)</w:t>
             </w:r>
           </w:p>
         </w:tc>
@@ -4281,7 +4281,7 @@
                 <w:rFonts w:ascii="Calibri" w:hAnsi="Calibri"/>
                 <w:sz w:val="20"/>
               </w:rPr>
-              <w:t xml:space="default">142 (17%)</w:t>
+              <w:t xml:space="default">92 (16%)</w:t>
             </w:r>
           </w:p>
         </w:tc>
@@ -4358,7 +4358,7 @@
                 <w:rFonts w:ascii="Calibri" w:hAnsi="Calibri"/>
                 <w:sz w:val="20"/>
               </w:rPr>
-              <w:t xml:space="default">662 (42%)</w:t>
+              <w:t xml:space="default">532 (40%)</w:t>
             </w:r>
           </w:p>
         </w:tc>
@@ -4406,7 +4406,7 @@
                 <w:rFonts w:ascii="Calibri" w:hAnsi="Calibri"/>
                 <w:sz w:val="20"/>
               </w:rPr>
-              <w:t xml:space="default">410 (49%)</w:t>
+              <w:t xml:space="default">280 (48%)</w:t>
             </w:r>
           </w:p>
         </w:tc>
@@ -4483,7 +4483,7 @@
                 <w:rFonts w:ascii="Calibri" w:hAnsi="Calibri"/>
                 <w:sz w:val="20"/>
               </w:rPr>
-              <w:t xml:space="default">242 (15%)</w:t>
+              <w:t xml:space="default">191 (15%)</w:t>
             </w:r>
           </w:p>
         </w:tc>
@@ -4531,7 +4531,7 @@
                 <w:rFonts w:ascii="Calibri" w:hAnsi="Calibri"/>
                 <w:sz w:val="20"/>
               </w:rPr>
-              <w:t xml:space="default">174 (21%)</w:t>
+              <w:t xml:space="default">123 (21%)</w:t>
             </w:r>
           </w:p>
         </w:tc>
@@ -4619,7 +4619,7 @@
                 <w:rFonts w:ascii="Calibri" w:hAnsi="Calibri"/>
                 <w:sz w:val="20"/>
               </w:rPr>
-              <w:t xml:space="default">Pearson's Chi-squared test</w:t>
+              <w:t xml:space="default">Pearson's Chi-squared test; Fisher's exact test</w:t>
             </w:r>
           </w:p>
         </w:tc>

--- a/output/tablas/tabla_socdem.docx
+++ b/output/tablas/tabla_socdem.docx
@@ -153,7 +153,7 @@
                 <w:rFonts w:ascii="Calibri" w:hAnsi="Calibri"/>
                 <w:sz w:val="20"/>
               </w:rPr>
-              <w:t xml:space="preserve">N = 1,329</w:t>
+              <w:t xml:space="preserve">N = 1,580</w:t>
             </w:r>
             <w:r>
               <w:rPr>
@@ -236,7 +236,7 @@
                 <w:rFonts w:ascii="Calibri" w:hAnsi="Calibri"/>
                 <w:sz w:val="20"/>
               </w:rPr>
-              <w:t xml:space="preserve">mapuche</w:t>
+              <w:t xml:space="preserve">indi</w:t>
             </w:r>
             <w:r>
               <w:rPr>
@@ -257,7 +257,7 @@
                 <w:rFonts w:ascii="Calibri" w:hAnsi="Calibri"/>
                 <w:sz w:val="20"/>
               </w:rPr>
-              <w:t xml:space="preserve">N = 594</w:t>
+              <w:t xml:space="preserve">N = 845</w:t>
             </w:r>
             <w:r>
               <w:rPr>
@@ -424,7 +424,7 @@
                 <w:rFonts w:ascii="Calibri" w:hAnsi="Calibri"/>
                 <w:sz w:val="20"/>
               </w:rPr>
-              <w:t xml:space="default">&gt;0.9</w:t>
+              <w:t xml:space="default">0.7</w:t>
             </w:r>
           </w:p>
         </w:tc>
@@ -477,7 +477,7 @@
                 <w:rFonts w:ascii="Calibri" w:hAnsi="Calibri"/>
                 <w:sz w:val="20"/>
               </w:rPr>
-              <w:t xml:space="default">398 (30%)</w:t>
+              <w:t xml:space="default">467 (30%)</w:t>
             </w:r>
           </w:p>
         </w:tc>
@@ -525,7 +525,7 @@
                 <w:rFonts w:ascii="Calibri" w:hAnsi="Calibri"/>
                 <w:sz w:val="20"/>
               </w:rPr>
-              <w:t xml:space="default">177 (30%)</w:t>
+              <w:t xml:space="default">246 (29%)</w:t>
             </w:r>
           </w:p>
         </w:tc>
@@ -602,7 +602,7 @@
                 <w:rFonts w:ascii="Calibri" w:hAnsi="Calibri"/>
                 <w:sz w:val="20"/>
               </w:rPr>
-              <w:t xml:space="default">931 (70%)</w:t>
+              <w:t xml:space="default">1,113 (70%)</w:t>
             </w:r>
           </w:p>
         </w:tc>
@@ -650,7 +650,7 @@
                 <w:rFonts w:ascii="Calibri" w:hAnsi="Calibri"/>
                 <w:sz w:val="20"/>
               </w:rPr>
-              <w:t xml:space="default">417 (70%)</w:t>
+              <w:t xml:space="default">599 (71%)</w:t>
             </w:r>
           </w:p>
         </w:tc>
@@ -800,7 +800,7 @@
                 <w:rFonts w:ascii="Calibri" w:hAnsi="Calibri"/>
                 <w:sz w:val="20"/>
               </w:rPr>
-              <w:t xml:space="default">0.055</w:t>
+              <w:t xml:space="default">0.003</w:t>
             </w:r>
           </w:p>
         </w:tc>
@@ -853,7 +853,7 @@
                 <w:rFonts w:ascii="Calibri" w:hAnsi="Calibri"/>
                 <w:sz w:val="20"/>
               </w:rPr>
-              <w:t xml:space="default">81 (6.1%)</w:t>
+              <w:t xml:space="default">102 (6.5%)</w:t>
             </w:r>
           </w:p>
         </w:tc>
@@ -901,7 +901,7 @@
                 <w:rFonts w:ascii="Calibri" w:hAnsi="Calibri"/>
                 <w:sz w:val="20"/>
               </w:rPr>
-              <w:t xml:space="default">39 (6.6%)</w:t>
+              <w:t xml:space="default">60 (7.1%)</w:t>
             </w:r>
           </w:p>
         </w:tc>
@@ -978,7 +978,7 @@
                 <w:rFonts w:ascii="Calibri" w:hAnsi="Calibri"/>
                 <w:sz w:val="20"/>
               </w:rPr>
-              <w:t xml:space="default">190 (14%)</w:t>
+              <w:t xml:space="default">242 (15%)</w:t>
             </w:r>
           </w:p>
         </w:tc>
@@ -1026,7 +1026,7 @@
                 <w:rFonts w:ascii="Calibri" w:hAnsi="Calibri"/>
                 <w:sz w:val="20"/>
               </w:rPr>
-              <w:t xml:space="default">97 (16%)</w:t>
+              <w:t xml:space="default">149 (18%)</w:t>
             </w:r>
           </w:p>
         </w:tc>
@@ -1103,7 +1103,7 @@
                 <w:rFonts w:ascii="Calibri" w:hAnsi="Calibri"/>
                 <w:sz w:val="20"/>
               </w:rPr>
-              <w:t xml:space="default">198 (15%)</w:t>
+              <w:t xml:space="default">240 (15%)</w:t>
             </w:r>
           </w:p>
         </w:tc>
@@ -1151,7 +1151,7 @@
                 <w:rFonts w:ascii="Calibri" w:hAnsi="Calibri"/>
                 <w:sz w:val="20"/>
               </w:rPr>
-              <w:t xml:space="default">99 (17%)</w:t>
+              <w:t xml:space="default">141 (17%)</w:t>
             </w:r>
           </w:p>
         </w:tc>
@@ -1228,7 +1228,7 @@
                 <w:rFonts w:ascii="Calibri" w:hAnsi="Calibri"/>
                 <w:sz w:val="20"/>
               </w:rPr>
-              <w:t xml:space="default">280 (21%)</w:t>
+              <w:t xml:space="default">325 (21%)</w:t>
             </w:r>
           </w:p>
         </w:tc>
@@ -1276,7 +1276,7 @@
                 <w:rFonts w:ascii="Calibri" w:hAnsi="Calibri"/>
                 <w:sz w:val="20"/>
               </w:rPr>
-              <w:t xml:space="default">127 (21%)</w:t>
+              <w:t xml:space="default">172 (20%)</w:t>
             </w:r>
           </w:p>
         </w:tc>
@@ -1353,7 +1353,7 @@
                 <w:rFonts w:ascii="Calibri" w:hAnsi="Calibri"/>
                 <w:sz w:val="20"/>
               </w:rPr>
-              <w:t xml:space="default">299 (23%)</w:t>
+              <w:t xml:space="default">347 (22%)</w:t>
             </w:r>
           </w:p>
         </w:tc>
@@ -1401,7 +1401,7 @@
                 <w:rFonts w:ascii="Calibri" w:hAnsi="Calibri"/>
                 <w:sz w:val="20"/>
               </w:rPr>
-              <w:t xml:space="default">120 (20%)</w:t>
+              <w:t xml:space="default">168 (20%)</w:t>
             </w:r>
           </w:p>
         </w:tc>
@@ -1478,7 +1478,7 @@
                 <w:rFonts w:ascii="Calibri" w:hAnsi="Calibri"/>
                 <w:sz w:val="20"/>
               </w:rPr>
-              <w:t xml:space="default">280 (21%)</w:t>
+              <w:t xml:space="default">323 (20%)</w:t>
             </w:r>
           </w:p>
         </w:tc>
@@ -1526,7 +1526,7 @@
                 <w:rFonts w:ascii="Calibri" w:hAnsi="Calibri"/>
                 <w:sz w:val="20"/>
               </w:rPr>
-              <w:t xml:space="default">112 (19%)</w:t>
+              <w:t xml:space="default">155 (18%)</w:t>
             </w:r>
           </w:p>
         </w:tc>
@@ -1676,7 +1676,7 @@
                 <w:rFonts w:ascii="Calibri" w:hAnsi="Calibri"/>
                 <w:sz w:val="20"/>
               </w:rPr>
-              <w:t xml:space="default">0.005</w:t>
+              <w:t xml:space="default">0.12</w:t>
             </w:r>
           </w:p>
         </w:tc>
@@ -1729,7 +1729,7 @@
                 <w:rFonts w:ascii="Calibri" w:hAnsi="Calibri"/>
                 <w:sz w:val="20"/>
               </w:rPr>
-              <w:t xml:space="default">1,009 (76%)</w:t>
+              <w:t xml:space="default">1,219 (77%)</w:t>
             </w:r>
           </w:p>
         </w:tc>
@@ -1777,7 +1777,7 @@
                 <w:rFonts w:ascii="Calibri" w:hAnsi="Calibri"/>
                 <w:sz w:val="20"/>
               </w:rPr>
-              <w:t xml:space="default">429 (72%)</w:t>
+              <w:t xml:space="default">639 (76%)</w:t>
             </w:r>
           </w:p>
         </w:tc>
@@ -1854,7 +1854,7 @@
                 <w:rFonts w:ascii="Calibri" w:hAnsi="Calibri"/>
                 <w:sz w:val="20"/>
               </w:rPr>
-              <w:t xml:space="default">320 (24%)</w:t>
+              <w:t xml:space="default">361 (23%)</w:t>
             </w:r>
           </w:p>
         </w:tc>
@@ -1902,7 +1902,7 @@
                 <w:rFonts w:ascii="Calibri" w:hAnsi="Calibri"/>
                 <w:sz w:val="20"/>
               </w:rPr>
-              <w:t xml:space="default">165 (28%)</w:t>
+              <w:t xml:space="default">206 (24%)</w:t>
             </w:r>
           </w:p>
         </w:tc>
@@ -2052,7 +2052,7 @@
                 <w:rFonts w:ascii="Calibri" w:hAnsi="Calibri"/>
                 <w:sz w:val="20"/>
               </w:rPr>
-              <w:t xml:space="default">&lt;0.001</w:t>
+              <w:t xml:space="default">0.9</w:t>
             </w:r>
           </w:p>
         </w:tc>
@@ -2105,7 +2105,7 @@
                 <w:rFonts w:ascii="Calibri" w:hAnsi="Calibri"/>
                 <w:sz w:val="20"/>
               </w:rPr>
-              <w:t xml:space="default">973 (73%)</w:t>
+              <w:t xml:space="default">1,224 (77%)</w:t>
             </w:r>
           </w:p>
         </w:tc>
@@ -2153,7 +2153,7 @@
                 <w:rFonts w:ascii="Calibri" w:hAnsi="Calibri"/>
                 <w:sz w:val="20"/>
               </w:rPr>
-              <w:t xml:space="default">405 (68%)</w:t>
+              <w:t xml:space="default">656 (78%)</w:t>
             </w:r>
           </w:p>
         </w:tc>
@@ -2230,7 +2230,7 @@
                 <w:rFonts w:ascii="Calibri" w:hAnsi="Calibri"/>
                 <w:sz w:val="20"/>
               </w:rPr>
-              <w:t xml:space="default">356 (27%)</w:t>
+              <w:t xml:space="default">356 (23%)</w:t>
             </w:r>
           </w:p>
         </w:tc>
@@ -2278,7 +2278,7 @@
                 <w:rFonts w:ascii="Calibri" w:hAnsi="Calibri"/>
                 <w:sz w:val="20"/>
               </w:rPr>
-              <w:t xml:space="default">189 (32%)</w:t>
+              <w:t xml:space="default">189 (22%)</w:t>
             </w:r>
           </w:p>
         </w:tc>
@@ -2428,7 +2428,7 @@
                 <w:rFonts w:ascii="Calibri" w:hAnsi="Calibri"/>
                 <w:sz w:val="20"/>
               </w:rPr>
-              <w:t xml:space="default">0.003</w:t>
+              <w:t xml:space="default">&lt;0.001</w:t>
             </w:r>
           </w:p>
         </w:tc>
@@ -2481,7 +2481,7 @@
                 <w:rFonts w:ascii="Calibri" w:hAnsi="Calibri"/>
                 <w:sz w:val="20"/>
               </w:rPr>
-              <w:t xml:space="default">10 (0.8%)</w:t>
+              <w:t xml:space="default">14 (0.9%)</w:t>
             </w:r>
           </w:p>
         </w:tc>
@@ -2529,7 +2529,7 @@
                 <w:rFonts w:ascii="Calibri" w:hAnsi="Calibri"/>
                 <w:sz w:val="20"/>
               </w:rPr>
-              <w:t xml:space="default">2 (0.3%)</w:t>
+              <w:t xml:space="default">6 (0.7%)</w:t>
             </w:r>
           </w:p>
         </w:tc>
@@ -2606,7 +2606,7 @@
                 <w:rFonts w:ascii="Calibri" w:hAnsi="Calibri"/>
                 <w:sz w:val="20"/>
               </w:rPr>
-              <w:t xml:space="default">37 (2.8%)</w:t>
+              <w:t xml:space="default">50 (3.2%)</w:t>
             </w:r>
           </w:p>
         </w:tc>
@@ -2654,7 +2654,7 @@
                 <w:rFonts w:ascii="Calibri" w:hAnsi="Calibri"/>
                 <w:sz w:val="20"/>
               </w:rPr>
-              <w:t xml:space="default">16 (2.7%)</w:t>
+              <w:t xml:space="default">29 (3.4%)</w:t>
             </w:r>
           </w:p>
         </w:tc>
@@ -2731,7 +2731,7 @@
                 <w:rFonts w:ascii="Calibri" w:hAnsi="Calibri"/>
                 <w:sz w:val="20"/>
               </w:rPr>
-              <w:t xml:space="default">87 (6.6%)</w:t>
+              <w:t xml:space="default">109 (6.9%)</w:t>
             </w:r>
           </w:p>
         </w:tc>
@@ -2779,7 +2779,7 @@
                 <w:rFonts w:ascii="Calibri" w:hAnsi="Calibri"/>
                 <w:sz w:val="20"/>
               </w:rPr>
-              <w:t xml:space="default">45 (7.6%)</w:t>
+              <w:t xml:space="default">67 (7.9%)</w:t>
             </w:r>
           </w:p>
         </w:tc>
@@ -2856,7 +2856,7 @@
                 <w:rFonts w:ascii="Calibri" w:hAnsi="Calibri"/>
                 <w:sz w:val="20"/>
               </w:rPr>
-              <w:t xml:space="default">380 (29%)</w:t>
+              <w:t xml:space="default">478 (30%)</w:t>
             </w:r>
           </w:p>
         </w:tc>
@@ -2904,7 +2904,7 @@
                 <w:rFonts w:ascii="Calibri" w:hAnsi="Calibri"/>
                 <w:sz w:val="20"/>
               </w:rPr>
-              <w:t xml:space="default">196 (33%)</w:t>
+              <w:t xml:space="default">294 (35%)</w:t>
             </w:r>
           </w:p>
         </w:tc>
@@ -2981,7 +2981,7 @@
                 <w:rFonts w:ascii="Calibri" w:hAnsi="Calibri"/>
                 <w:sz w:val="20"/>
               </w:rPr>
-              <w:t xml:space="default">814 (61%)</w:t>
+              <w:t xml:space="default">927 (59%)</w:t>
             </w:r>
           </w:p>
         </w:tc>
@@ -3029,7 +3029,7 @@
                 <w:rFonts w:ascii="Calibri" w:hAnsi="Calibri"/>
                 <w:sz w:val="20"/>
               </w:rPr>
-              <w:t xml:space="default">335 (56%)</w:t>
+              <w:t xml:space="default">448 (53%)</w:t>
             </w:r>
           </w:p>
         </w:tc>
@@ -3232,7 +3232,7 @@
                 <w:rFonts w:ascii="Calibri" w:hAnsi="Calibri"/>
                 <w:sz w:val="20"/>
               </w:rPr>
-              <w:t xml:space="default">247 (19%)</w:t>
+              <w:t xml:space="default">260 (17%)</w:t>
             </w:r>
           </w:p>
         </w:tc>
@@ -3280,7 +3280,7 @@
                 <w:rFonts w:ascii="Calibri" w:hAnsi="Calibri"/>
                 <w:sz w:val="20"/>
               </w:rPr>
-              <w:t xml:space="default">24 (4.1%)</w:t>
+              <w:t xml:space="default">37 (4.4%)</w:t>
             </w:r>
           </w:p>
         </w:tc>
@@ -3357,7 +3357,7 @@
                 <w:rFonts w:ascii="Calibri" w:hAnsi="Calibri"/>
                 <w:sz w:val="20"/>
               </w:rPr>
-              <w:t xml:space="default">209 (16%)</w:t>
+              <w:t xml:space="default">232 (15%)</w:t>
             </w:r>
           </w:p>
         </w:tc>
@@ -3405,7 +3405,7 @@
                 <w:rFonts w:ascii="Calibri" w:hAnsi="Calibri"/>
                 <w:sz w:val="20"/>
               </w:rPr>
-              <w:t xml:space="default">55 (9.3%)</w:t>
+              <w:t xml:space="default">78 (9.3%)</w:t>
             </w:r>
           </w:p>
         </w:tc>
@@ -3482,7 +3482,7 @@
                 <w:rFonts w:ascii="Calibri" w:hAnsi="Calibri"/>
                 <w:sz w:val="20"/>
               </w:rPr>
-              <w:t xml:space="default">219 (17%)</w:t>
+              <w:t xml:space="default">270 (17%)</w:t>
             </w:r>
           </w:p>
         </w:tc>
@@ -3530,7 +3530,7 @@
                 <w:rFonts w:ascii="Calibri" w:hAnsi="Calibri"/>
                 <w:sz w:val="20"/>
               </w:rPr>
-              <w:t xml:space="default">82 (14%)</w:t>
+              <w:t xml:space="default">133 (16%)</w:t>
             </w:r>
           </w:p>
         </w:tc>
@@ -3607,7 +3607,7 @@
                 <w:rFonts w:ascii="Calibri" w:hAnsi="Calibri"/>
                 <w:sz w:val="20"/>
               </w:rPr>
-              <w:t xml:space="default">321 (24%)</w:t>
+              <w:t xml:space="default">406 (26%)</w:t>
             </w:r>
           </w:p>
         </w:tc>
@@ -3655,7 +3655,7 @@
                 <w:rFonts w:ascii="Calibri" w:hAnsi="Calibri"/>
                 <w:sz w:val="20"/>
               </w:rPr>
-              <w:t xml:space="default">175 (30%)</w:t>
+              <w:t xml:space="default">260 (31%)</w:t>
             </w:r>
           </w:p>
         </w:tc>
@@ -3732,7 +3732,7 @@
                 <w:rFonts w:ascii="Calibri" w:hAnsi="Calibri"/>
                 <w:sz w:val="20"/>
               </w:rPr>
-              <w:t xml:space="default">322 (24%)</w:t>
+              <w:t xml:space="default">400 (26%)</w:t>
             </w:r>
           </w:p>
         </w:tc>
@@ -3780,7 +3780,7 @@
                 <w:rFonts w:ascii="Calibri" w:hAnsi="Calibri"/>
                 <w:sz w:val="20"/>
               </w:rPr>
-              <w:t xml:space="default">256 (43%)</w:t>
+              <w:t xml:space="default">334 (40%)</w:t>
             </w:r>
           </w:p>
         </w:tc>
@@ -3983,7 +3983,7 @@
                 <w:rFonts w:ascii="Calibri" w:hAnsi="Calibri"/>
                 <w:sz w:val="20"/>
               </w:rPr>
-              <w:t xml:space="default">134 (10%)</w:t>
+              <w:t xml:space="default">141 (9.0%)</w:t>
             </w:r>
           </w:p>
         </w:tc>
@@ -4031,7 +4031,7 @@
                 <w:rFonts w:ascii="Calibri" w:hAnsi="Calibri"/>
                 <w:sz w:val="20"/>
               </w:rPr>
-              <w:t xml:space="default">37 (6.3%)</w:t>
+              <w:t xml:space="default">44 (5.3%)</w:t>
             </w:r>
           </w:p>
         </w:tc>
@@ -4108,7 +4108,7 @@
                 <w:rFonts w:ascii="Calibri" w:hAnsi="Calibri"/>
                 <w:sz w:val="20"/>
               </w:rPr>
-              <w:t xml:space="default">191 (15%)</w:t>
+              <w:t xml:space="default">200 (13%)</w:t>
             </w:r>
           </w:p>
         </w:tc>
@@ -4156,7 +4156,7 @@
                 <w:rFonts w:ascii="Calibri" w:hAnsi="Calibri"/>
                 <w:sz w:val="20"/>
               </w:rPr>
-              <w:t xml:space="default">57 (9.7%)</w:t>
+              <w:t xml:space="default">66 (7.9%)</w:t>
             </w:r>
           </w:p>
         </w:tc>
@@ -4233,7 +4233,7 @@
                 <w:rFonts w:ascii="Calibri" w:hAnsi="Calibri"/>
                 <w:sz w:val="20"/>
               </w:rPr>
-              <w:t xml:space="default">267 (20%)</w:t>
+              <w:t xml:space="default">317 (20%)</w:t>
             </w:r>
           </w:p>
         </w:tc>
@@ -4281,7 +4281,7 @@
                 <w:rFonts w:ascii="Calibri" w:hAnsi="Calibri"/>
                 <w:sz w:val="20"/>
               </w:rPr>
-              <w:t xml:space="default">92 (16%)</w:t>
+              <w:t xml:space="default">142 (17%)</w:t>
             </w:r>
           </w:p>
         </w:tc>
@@ -4358,7 +4358,7 @@
                 <w:rFonts w:ascii="Calibri" w:hAnsi="Calibri"/>
                 <w:sz w:val="20"/>
               </w:rPr>
-              <w:t xml:space="default">532 (40%)</w:t>
+              <w:t xml:space="default">662 (42%)</w:t>
             </w:r>
           </w:p>
         </w:tc>
@@ -4406,7 +4406,7 @@
                 <w:rFonts w:ascii="Calibri" w:hAnsi="Calibri"/>
                 <w:sz w:val="20"/>
               </w:rPr>
-              <w:t xml:space="default">280 (48%)</w:t>
+              <w:t xml:space="default">410 (49%)</w:t>
             </w:r>
           </w:p>
         </w:tc>
@@ -4483,7 +4483,7 @@
                 <w:rFonts w:ascii="Calibri" w:hAnsi="Calibri"/>
                 <w:sz w:val="20"/>
               </w:rPr>
-              <w:t xml:space="default">191 (15%)</w:t>
+              <w:t xml:space="default">242 (15%)</w:t>
             </w:r>
           </w:p>
         </w:tc>
@@ -4531,7 +4531,7 @@
                 <w:rFonts w:ascii="Calibri" w:hAnsi="Calibri"/>
                 <w:sz w:val="20"/>
               </w:rPr>
-              <w:t xml:space="default">123 (21%)</w:t>
+              <w:t xml:space="default">174 (21%)</w:t>
             </w:r>
           </w:p>
         </w:tc>
@@ -4619,7 +4619,7 @@
                 <w:rFonts w:ascii="Calibri" w:hAnsi="Calibri"/>
                 <w:sz w:val="20"/>
               </w:rPr>
-              <w:t xml:space="default">Pearson's Chi-squared test; Fisher's exact test</w:t>
+              <w:t xml:space="default">Pearson's Chi-squared test</w:t>
             </w:r>
           </w:p>
         </w:tc>

--- a/output/tablas/tabla_socdem.docx
+++ b/output/tablas/tabla_socdem.docx
@@ -2332,7 +2332,7 @@
                 <w:sz w:val="20"/>
                 <w:b w:val="true"/>
               </w:rPr>
-              <w:t xml:space="default">id_chile</w:t>
+              <w:t xml:space="default">Identificación con Chile</w:t>
             </w:r>
           </w:p>
         </w:tc>
@@ -3083,758 +3083,7 @@
                 <w:sz w:val="20"/>
                 <w:b w:val="true"/>
               </w:rPr>
-              <w:t xml:space="default">id_indi</w:t>
-            </w:r>
-          </w:p>
-        </w:tc>
-        <w:tc>
-          <w:tcPr>
-            <w:tcBorders>
-              <w:top w:val="single" w:space="0" w:color="89D3FE"/>
-              <w:bottom w:val="single" w:space="0" w:color="89D3FE"/>
-              <w:start w:val="single" w:space="0" w:color="89D3FE"/>
-              <w:end w:val="single" w:space="0" w:color="89D3FE"/>
-            </w:tcBorders>
-          </w:tcPr>
-          <w:p>
-            <w:pPr>
-              <w:spacing w:before="0" w:after="60"/>
-              <w:keepNext/>
-              <w:jc w:val="center"/>
-            </w:pPr>
-            <w:r>
-              <w:rPr>
-                <w:rFonts w:ascii="Calibri" w:hAnsi="Calibri"/>
-                <w:sz w:val="20"/>
-              </w:rPr>
-              <w:t xml:space="default"/>
-            </w:r>
-          </w:p>
-        </w:tc>
-        <w:tc>
-          <w:tcPr>
-            <w:tcBorders>
-              <w:top w:val="single" w:space="0" w:color="89D3FE"/>
-              <w:bottom w:val="single" w:space="0" w:color="89D3FE"/>
-              <w:start w:val="single" w:space="0" w:color="89D3FE"/>
-              <w:end w:val="single" w:space="0" w:color="89D3FE"/>
-            </w:tcBorders>
-          </w:tcPr>
-          <w:p>
-            <w:pPr>
-              <w:spacing w:before="0" w:after="60"/>
-              <w:keepNext/>
-              <w:jc w:val="center"/>
-            </w:pPr>
-            <w:r>
-              <w:rPr>
-                <w:rFonts w:ascii="Calibri" w:hAnsi="Calibri"/>
-                <w:sz w:val="20"/>
-              </w:rPr>
-              <w:t xml:space="default"/>
-            </w:r>
-          </w:p>
-        </w:tc>
-        <w:tc>
-          <w:tcPr>
-            <w:tcBorders>
-              <w:top w:val="single" w:space="0" w:color="89D3FE"/>
-              <w:bottom w:val="single" w:space="0" w:color="89D3FE"/>
-              <w:start w:val="single" w:space="0" w:color="89D3FE"/>
-              <w:end w:val="single" w:space="0" w:color="89D3FE"/>
-            </w:tcBorders>
-          </w:tcPr>
-          <w:p>
-            <w:pPr>
-              <w:spacing w:before="0" w:after="60"/>
-              <w:keepNext/>
-              <w:jc w:val="center"/>
-            </w:pPr>
-            <w:r>
-              <w:rPr>
-                <w:rFonts w:ascii="Calibri" w:hAnsi="Calibri"/>
-                <w:sz w:val="20"/>
-              </w:rPr>
-              <w:t xml:space="default"/>
-            </w:r>
-          </w:p>
-        </w:tc>
-        <w:tc>
-          <w:tcPr>
-            <w:tcBorders>
-              <w:top w:val="single" w:space="0" w:color="89D3FE"/>
-              <w:bottom w:val="single" w:space="0" w:color="89D3FE"/>
-              <w:start w:val="single" w:space="0" w:color="89D3FE"/>
-              <w:end w:val="single" w:space="0" w:color="89D3FE"/>
-            </w:tcBorders>
-          </w:tcPr>
-          <w:p>
-            <w:pPr>
-              <w:spacing w:before="0" w:after="60"/>
-              <w:keepNext/>
-              <w:jc w:val="center"/>
-            </w:pPr>
-            <w:r>
-              <w:rPr>
-                <w:rFonts w:ascii="Calibri" w:hAnsi="Calibri"/>
-                <w:sz w:val="20"/>
-              </w:rPr>
-              <w:t xml:space="default">&lt;0.001</w:t>
-            </w:r>
-          </w:p>
-        </w:tc>
-      </w:tr>
-      <w:tr>
-        <w:trPr>
-          <w:cantSplit/>
-        </w:trPr>
-        <w:tc>
-          <w:tcPr>
-            <w:tcBorders>
-              <w:top w:val="single" w:space="0" w:color="89D3FE"/>
-              <w:bottom w:val="single" w:space="0" w:color="89D3FE"/>
-              <w:start w:val="single" w:space="0" w:color="89D3FE"/>
-              <w:end w:val="single" w:space="0" w:color="89D3FE"/>
-            </w:tcBorders>
-          </w:tcPr>
-          <w:p>
-            <w:pPr>
-              <w:spacing w:before="0" w:after="60"/>
-              <w:keepNext/>
-              <w:jc w:val="start"/>
-            </w:pPr>
-            <w:r>
-              <w:rPr>
-                <w:rFonts w:ascii="Calibri" w:hAnsi="Calibri"/>
-                <w:sz w:val="20"/>
-              </w:rPr>
-              <w:t xml:space="default">    1</w:t>
-            </w:r>
-          </w:p>
-        </w:tc>
-        <w:tc>
-          <w:tcPr>
-            <w:tcBorders>
-              <w:top w:val="single" w:space="0" w:color="89D3FE"/>
-              <w:bottom w:val="single" w:space="0" w:color="89D3FE"/>
-              <w:start w:val="single" w:space="0" w:color="89D3FE"/>
-              <w:end w:val="single" w:space="0" w:color="89D3FE"/>
-            </w:tcBorders>
-          </w:tcPr>
-          <w:p>
-            <w:pPr>
-              <w:spacing w:before="0" w:after="60"/>
-              <w:keepNext/>
-              <w:jc w:val="center"/>
-            </w:pPr>
-            <w:r>
-              <w:rPr>
-                <w:rFonts w:ascii="Calibri" w:hAnsi="Calibri"/>
-                <w:sz w:val="20"/>
-              </w:rPr>
-              <w:t xml:space="default">260 (17%)</w:t>
-            </w:r>
-          </w:p>
-        </w:tc>
-        <w:tc>
-          <w:tcPr>
-            <w:tcBorders>
-              <w:top w:val="single" w:space="0" w:color="89D3FE"/>
-              <w:bottom w:val="single" w:space="0" w:color="89D3FE"/>
-              <w:start w:val="single" w:space="0" w:color="89D3FE"/>
-              <w:end w:val="single" w:space="0" w:color="89D3FE"/>
-            </w:tcBorders>
-          </w:tcPr>
-          <w:p>
-            <w:pPr>
-              <w:spacing w:before="0" w:after="60"/>
-              <w:keepNext/>
-              <w:jc w:val="center"/>
-            </w:pPr>
-            <w:r>
-              <w:rPr>
-                <w:rFonts w:ascii="Calibri" w:hAnsi="Calibri"/>
-                <w:sz w:val="20"/>
-              </w:rPr>
-              <w:t xml:space="default">223 (31%)</w:t>
-            </w:r>
-          </w:p>
-        </w:tc>
-        <w:tc>
-          <w:tcPr>
-            <w:tcBorders>
-              <w:top w:val="single" w:space="0" w:color="89D3FE"/>
-              <w:bottom w:val="single" w:space="0" w:color="89D3FE"/>
-              <w:start w:val="single" w:space="0" w:color="89D3FE"/>
-              <w:end w:val="single" w:space="0" w:color="89D3FE"/>
-            </w:tcBorders>
-          </w:tcPr>
-          <w:p>
-            <w:pPr>
-              <w:spacing w:before="0" w:after="60"/>
-              <w:keepNext/>
-              <w:jc w:val="center"/>
-            </w:pPr>
-            <w:r>
-              <w:rPr>
-                <w:rFonts w:ascii="Calibri" w:hAnsi="Calibri"/>
-                <w:sz w:val="20"/>
-              </w:rPr>
-              <w:t xml:space="default">37 (4.4%)</w:t>
-            </w:r>
-          </w:p>
-        </w:tc>
-        <w:tc>
-          <w:tcPr>
-            <w:tcBorders>
-              <w:top w:val="single" w:space="0" w:color="89D3FE"/>
-              <w:bottom w:val="single" w:space="0" w:color="89D3FE"/>
-              <w:start w:val="single" w:space="0" w:color="89D3FE"/>
-              <w:end w:val="single" w:space="0" w:color="89D3FE"/>
-            </w:tcBorders>
-          </w:tcPr>
-          <w:p>
-            <w:pPr>
-              <w:spacing w:before="0" w:after="60"/>
-              <w:keepNext/>
-              <w:jc w:val="center"/>
-            </w:pPr>
-            <w:r>
-              <w:rPr>
-                <w:rFonts w:ascii="Calibri" w:hAnsi="Calibri"/>
-                <w:sz w:val="20"/>
-              </w:rPr>
-              <w:t xml:space="default"/>
-            </w:r>
-          </w:p>
-        </w:tc>
-      </w:tr>
-      <w:tr>
-        <w:trPr>
-          <w:cantSplit/>
-        </w:trPr>
-        <w:tc>
-          <w:tcPr>
-            <w:tcBorders>
-              <w:top w:val="single" w:space="0" w:color="89D3FE"/>
-              <w:bottom w:val="single" w:space="0" w:color="89D3FE"/>
-              <w:start w:val="single" w:space="0" w:color="89D3FE"/>
-              <w:end w:val="single" w:space="0" w:color="89D3FE"/>
-            </w:tcBorders>
-          </w:tcPr>
-          <w:p>
-            <w:pPr>
-              <w:spacing w:before="0" w:after="60"/>
-              <w:keepNext/>
-              <w:jc w:val="start"/>
-            </w:pPr>
-            <w:r>
-              <w:rPr>
-                <w:rFonts w:ascii="Calibri" w:hAnsi="Calibri"/>
-                <w:sz w:val="20"/>
-              </w:rPr>
-              <w:t xml:space="default">    2</w:t>
-            </w:r>
-          </w:p>
-        </w:tc>
-        <w:tc>
-          <w:tcPr>
-            <w:tcBorders>
-              <w:top w:val="single" w:space="0" w:color="89D3FE"/>
-              <w:bottom w:val="single" w:space="0" w:color="89D3FE"/>
-              <w:start w:val="single" w:space="0" w:color="89D3FE"/>
-              <w:end w:val="single" w:space="0" w:color="89D3FE"/>
-            </w:tcBorders>
-          </w:tcPr>
-          <w:p>
-            <w:pPr>
-              <w:spacing w:before="0" w:after="60"/>
-              <w:keepNext/>
-              <w:jc w:val="center"/>
-            </w:pPr>
-            <w:r>
-              <w:rPr>
-                <w:rFonts w:ascii="Calibri" w:hAnsi="Calibri"/>
-                <w:sz w:val="20"/>
-              </w:rPr>
-              <w:t xml:space="default">232 (15%)</w:t>
-            </w:r>
-          </w:p>
-        </w:tc>
-        <w:tc>
-          <w:tcPr>
-            <w:tcBorders>
-              <w:top w:val="single" w:space="0" w:color="89D3FE"/>
-              <w:bottom w:val="single" w:space="0" w:color="89D3FE"/>
-              <w:start w:val="single" w:space="0" w:color="89D3FE"/>
-              <w:end w:val="single" w:space="0" w:color="89D3FE"/>
-            </w:tcBorders>
-          </w:tcPr>
-          <w:p>
-            <w:pPr>
-              <w:spacing w:before="0" w:after="60"/>
-              <w:keepNext/>
-              <w:jc w:val="center"/>
-            </w:pPr>
-            <w:r>
-              <w:rPr>
-                <w:rFonts w:ascii="Calibri" w:hAnsi="Calibri"/>
-                <w:sz w:val="20"/>
-              </w:rPr>
-              <w:t xml:space="default">154 (21%)</w:t>
-            </w:r>
-          </w:p>
-        </w:tc>
-        <w:tc>
-          <w:tcPr>
-            <w:tcBorders>
-              <w:top w:val="single" w:space="0" w:color="89D3FE"/>
-              <w:bottom w:val="single" w:space="0" w:color="89D3FE"/>
-              <w:start w:val="single" w:space="0" w:color="89D3FE"/>
-              <w:end w:val="single" w:space="0" w:color="89D3FE"/>
-            </w:tcBorders>
-          </w:tcPr>
-          <w:p>
-            <w:pPr>
-              <w:spacing w:before="0" w:after="60"/>
-              <w:keepNext/>
-              <w:jc w:val="center"/>
-            </w:pPr>
-            <w:r>
-              <w:rPr>
-                <w:rFonts w:ascii="Calibri" w:hAnsi="Calibri"/>
-                <w:sz w:val="20"/>
-              </w:rPr>
-              <w:t xml:space="default">78 (9.3%)</w:t>
-            </w:r>
-          </w:p>
-        </w:tc>
-        <w:tc>
-          <w:tcPr>
-            <w:tcBorders>
-              <w:top w:val="single" w:space="0" w:color="89D3FE"/>
-              <w:bottom w:val="single" w:space="0" w:color="89D3FE"/>
-              <w:start w:val="single" w:space="0" w:color="89D3FE"/>
-              <w:end w:val="single" w:space="0" w:color="89D3FE"/>
-            </w:tcBorders>
-          </w:tcPr>
-          <w:p>
-            <w:pPr>
-              <w:spacing w:before="0" w:after="60"/>
-              <w:keepNext/>
-              <w:jc w:val="center"/>
-            </w:pPr>
-            <w:r>
-              <w:rPr>
-                <w:rFonts w:ascii="Calibri" w:hAnsi="Calibri"/>
-                <w:sz w:val="20"/>
-              </w:rPr>
-              <w:t xml:space="default"/>
-            </w:r>
-          </w:p>
-        </w:tc>
-      </w:tr>
-      <w:tr>
-        <w:trPr>
-          <w:cantSplit/>
-        </w:trPr>
-        <w:tc>
-          <w:tcPr>
-            <w:tcBorders>
-              <w:top w:val="single" w:space="0" w:color="89D3FE"/>
-              <w:bottom w:val="single" w:space="0" w:color="89D3FE"/>
-              <w:start w:val="single" w:space="0" w:color="89D3FE"/>
-              <w:end w:val="single" w:space="0" w:color="89D3FE"/>
-            </w:tcBorders>
-          </w:tcPr>
-          <w:p>
-            <w:pPr>
-              <w:spacing w:before="0" w:after="60"/>
-              <w:keepNext/>
-              <w:jc w:val="start"/>
-            </w:pPr>
-            <w:r>
-              <w:rPr>
-                <w:rFonts w:ascii="Calibri" w:hAnsi="Calibri"/>
-                <w:sz w:val="20"/>
-              </w:rPr>
-              <w:t xml:space="default">    3</w:t>
-            </w:r>
-          </w:p>
-        </w:tc>
-        <w:tc>
-          <w:tcPr>
-            <w:tcBorders>
-              <w:top w:val="single" w:space="0" w:color="89D3FE"/>
-              <w:bottom w:val="single" w:space="0" w:color="89D3FE"/>
-              <w:start w:val="single" w:space="0" w:color="89D3FE"/>
-              <w:end w:val="single" w:space="0" w:color="89D3FE"/>
-            </w:tcBorders>
-          </w:tcPr>
-          <w:p>
-            <w:pPr>
-              <w:spacing w:before="0" w:after="60"/>
-              <w:keepNext/>
-              <w:jc w:val="center"/>
-            </w:pPr>
-            <w:r>
-              <w:rPr>
-                <w:rFonts w:ascii="Calibri" w:hAnsi="Calibri"/>
-                <w:sz w:val="20"/>
-              </w:rPr>
-              <w:t xml:space="default">270 (17%)</w:t>
-            </w:r>
-          </w:p>
-        </w:tc>
-        <w:tc>
-          <w:tcPr>
-            <w:tcBorders>
-              <w:top w:val="single" w:space="0" w:color="89D3FE"/>
-              <w:bottom w:val="single" w:space="0" w:color="89D3FE"/>
-              <w:start w:val="single" w:space="0" w:color="89D3FE"/>
-              <w:end w:val="single" w:space="0" w:color="89D3FE"/>
-            </w:tcBorders>
-          </w:tcPr>
-          <w:p>
-            <w:pPr>
-              <w:spacing w:before="0" w:after="60"/>
-              <w:keepNext/>
-              <w:jc w:val="center"/>
-            </w:pPr>
-            <w:r>
-              <w:rPr>
-                <w:rFonts w:ascii="Calibri" w:hAnsi="Calibri"/>
-                <w:sz w:val="20"/>
-              </w:rPr>
-              <w:t xml:space="default">137 (19%)</w:t>
-            </w:r>
-          </w:p>
-        </w:tc>
-        <w:tc>
-          <w:tcPr>
-            <w:tcBorders>
-              <w:top w:val="single" w:space="0" w:color="89D3FE"/>
-              <w:bottom w:val="single" w:space="0" w:color="89D3FE"/>
-              <w:start w:val="single" w:space="0" w:color="89D3FE"/>
-              <w:end w:val="single" w:space="0" w:color="89D3FE"/>
-            </w:tcBorders>
-          </w:tcPr>
-          <w:p>
-            <w:pPr>
-              <w:spacing w:before="0" w:after="60"/>
-              <w:keepNext/>
-              <w:jc w:val="center"/>
-            </w:pPr>
-            <w:r>
-              <w:rPr>
-                <w:rFonts w:ascii="Calibri" w:hAnsi="Calibri"/>
-                <w:sz w:val="20"/>
-              </w:rPr>
-              <w:t xml:space="default">133 (16%)</w:t>
-            </w:r>
-          </w:p>
-        </w:tc>
-        <w:tc>
-          <w:tcPr>
-            <w:tcBorders>
-              <w:top w:val="single" w:space="0" w:color="89D3FE"/>
-              <w:bottom w:val="single" w:space="0" w:color="89D3FE"/>
-              <w:start w:val="single" w:space="0" w:color="89D3FE"/>
-              <w:end w:val="single" w:space="0" w:color="89D3FE"/>
-            </w:tcBorders>
-          </w:tcPr>
-          <w:p>
-            <w:pPr>
-              <w:spacing w:before="0" w:after="60"/>
-              <w:keepNext/>
-              <w:jc w:val="center"/>
-            </w:pPr>
-            <w:r>
-              <w:rPr>
-                <w:rFonts w:ascii="Calibri" w:hAnsi="Calibri"/>
-                <w:sz w:val="20"/>
-              </w:rPr>
-              <w:t xml:space="default"/>
-            </w:r>
-          </w:p>
-        </w:tc>
-      </w:tr>
-      <w:tr>
-        <w:trPr>
-          <w:cantSplit/>
-        </w:trPr>
-        <w:tc>
-          <w:tcPr>
-            <w:tcBorders>
-              <w:top w:val="single" w:space="0" w:color="89D3FE"/>
-              <w:bottom w:val="single" w:space="0" w:color="89D3FE"/>
-              <w:start w:val="single" w:space="0" w:color="89D3FE"/>
-              <w:end w:val="single" w:space="0" w:color="89D3FE"/>
-            </w:tcBorders>
-          </w:tcPr>
-          <w:p>
-            <w:pPr>
-              <w:spacing w:before="0" w:after="60"/>
-              <w:keepNext/>
-              <w:jc w:val="start"/>
-            </w:pPr>
-            <w:r>
-              <w:rPr>
-                <w:rFonts w:ascii="Calibri" w:hAnsi="Calibri"/>
-                <w:sz w:val="20"/>
-              </w:rPr>
-              <w:t xml:space="default">    4</w:t>
-            </w:r>
-          </w:p>
-        </w:tc>
-        <w:tc>
-          <w:tcPr>
-            <w:tcBorders>
-              <w:top w:val="single" w:space="0" w:color="89D3FE"/>
-              <w:bottom w:val="single" w:space="0" w:color="89D3FE"/>
-              <w:start w:val="single" w:space="0" w:color="89D3FE"/>
-              <w:end w:val="single" w:space="0" w:color="89D3FE"/>
-            </w:tcBorders>
-          </w:tcPr>
-          <w:p>
-            <w:pPr>
-              <w:spacing w:before="0" w:after="60"/>
-              <w:keepNext/>
-              <w:jc w:val="center"/>
-            </w:pPr>
-            <w:r>
-              <w:rPr>
-                <w:rFonts w:ascii="Calibri" w:hAnsi="Calibri"/>
-                <w:sz w:val="20"/>
-              </w:rPr>
-              <w:t xml:space="default">406 (26%)</w:t>
-            </w:r>
-          </w:p>
-        </w:tc>
-        <w:tc>
-          <w:tcPr>
-            <w:tcBorders>
-              <w:top w:val="single" w:space="0" w:color="89D3FE"/>
-              <w:bottom w:val="single" w:space="0" w:color="89D3FE"/>
-              <w:start w:val="single" w:space="0" w:color="89D3FE"/>
-              <w:end w:val="single" w:space="0" w:color="89D3FE"/>
-            </w:tcBorders>
-          </w:tcPr>
-          <w:p>
-            <w:pPr>
-              <w:spacing w:before="0" w:after="60"/>
-              <w:keepNext/>
-              <w:jc w:val="center"/>
-            </w:pPr>
-            <w:r>
-              <w:rPr>
-                <w:rFonts w:ascii="Calibri" w:hAnsi="Calibri"/>
-                <w:sz w:val="20"/>
-              </w:rPr>
-              <w:t xml:space="default">146 (20%)</w:t>
-            </w:r>
-          </w:p>
-        </w:tc>
-        <w:tc>
-          <w:tcPr>
-            <w:tcBorders>
-              <w:top w:val="single" w:space="0" w:color="89D3FE"/>
-              <w:bottom w:val="single" w:space="0" w:color="89D3FE"/>
-              <w:start w:val="single" w:space="0" w:color="89D3FE"/>
-              <w:end w:val="single" w:space="0" w:color="89D3FE"/>
-            </w:tcBorders>
-          </w:tcPr>
-          <w:p>
-            <w:pPr>
-              <w:spacing w:before="0" w:after="60"/>
-              <w:keepNext/>
-              <w:jc w:val="center"/>
-            </w:pPr>
-            <w:r>
-              <w:rPr>
-                <w:rFonts w:ascii="Calibri" w:hAnsi="Calibri"/>
-                <w:sz w:val="20"/>
-              </w:rPr>
-              <w:t xml:space="default">260 (31%)</w:t>
-            </w:r>
-          </w:p>
-        </w:tc>
-        <w:tc>
-          <w:tcPr>
-            <w:tcBorders>
-              <w:top w:val="single" w:space="0" w:color="89D3FE"/>
-              <w:bottom w:val="single" w:space="0" w:color="89D3FE"/>
-              <w:start w:val="single" w:space="0" w:color="89D3FE"/>
-              <w:end w:val="single" w:space="0" w:color="89D3FE"/>
-            </w:tcBorders>
-          </w:tcPr>
-          <w:p>
-            <w:pPr>
-              <w:spacing w:before="0" w:after="60"/>
-              <w:keepNext/>
-              <w:jc w:val="center"/>
-            </w:pPr>
-            <w:r>
-              <w:rPr>
-                <w:rFonts w:ascii="Calibri" w:hAnsi="Calibri"/>
-                <w:sz w:val="20"/>
-              </w:rPr>
-              <w:t xml:space="default"/>
-            </w:r>
-          </w:p>
-        </w:tc>
-      </w:tr>
-      <w:tr>
-        <w:trPr>
-          <w:cantSplit/>
-        </w:trPr>
-        <w:tc>
-          <w:tcPr>
-            <w:tcBorders>
-              <w:top w:val="single" w:space="0" w:color="89D3FE"/>
-              <w:bottom w:val="single" w:space="0" w:color="89D3FE"/>
-              <w:start w:val="single" w:space="0" w:color="89D3FE"/>
-              <w:end w:val="single" w:space="0" w:color="89D3FE"/>
-            </w:tcBorders>
-          </w:tcPr>
-          <w:p>
-            <w:pPr>
-              <w:spacing w:before="0" w:after="60"/>
-              <w:keepNext/>
-              <w:jc w:val="start"/>
-            </w:pPr>
-            <w:r>
-              <w:rPr>
-                <w:rFonts w:ascii="Calibri" w:hAnsi="Calibri"/>
-                <w:sz w:val="20"/>
-              </w:rPr>
-              <w:t xml:space="default">    5</w:t>
-            </w:r>
-          </w:p>
-        </w:tc>
-        <w:tc>
-          <w:tcPr>
-            <w:tcBorders>
-              <w:top w:val="single" w:space="0" w:color="89D3FE"/>
-              <w:bottom w:val="single" w:space="0" w:color="89D3FE"/>
-              <w:start w:val="single" w:space="0" w:color="89D3FE"/>
-              <w:end w:val="single" w:space="0" w:color="89D3FE"/>
-            </w:tcBorders>
-          </w:tcPr>
-          <w:p>
-            <w:pPr>
-              <w:spacing w:before="0" w:after="60"/>
-              <w:keepNext/>
-              <w:jc w:val="center"/>
-            </w:pPr>
-            <w:r>
-              <w:rPr>
-                <w:rFonts w:ascii="Calibri" w:hAnsi="Calibri"/>
-                <w:sz w:val="20"/>
-              </w:rPr>
-              <w:t xml:space="default">400 (26%)</w:t>
-            </w:r>
-          </w:p>
-        </w:tc>
-        <w:tc>
-          <w:tcPr>
-            <w:tcBorders>
-              <w:top w:val="single" w:space="0" w:color="89D3FE"/>
-              <w:bottom w:val="single" w:space="0" w:color="89D3FE"/>
-              <w:start w:val="single" w:space="0" w:color="89D3FE"/>
-              <w:end w:val="single" w:space="0" w:color="89D3FE"/>
-            </w:tcBorders>
-          </w:tcPr>
-          <w:p>
-            <w:pPr>
-              <w:spacing w:before="0" w:after="60"/>
-              <w:keepNext/>
-              <w:jc w:val="center"/>
-            </w:pPr>
-            <w:r>
-              <w:rPr>
-                <w:rFonts w:ascii="Calibri" w:hAnsi="Calibri"/>
-                <w:sz w:val="20"/>
-              </w:rPr>
-              <w:t xml:space="default">66 (9.1%)</w:t>
-            </w:r>
-          </w:p>
-        </w:tc>
-        <w:tc>
-          <w:tcPr>
-            <w:tcBorders>
-              <w:top w:val="single" w:space="0" w:color="89D3FE"/>
-              <w:bottom w:val="single" w:space="0" w:color="89D3FE"/>
-              <w:start w:val="single" w:space="0" w:color="89D3FE"/>
-              <w:end w:val="single" w:space="0" w:color="89D3FE"/>
-            </w:tcBorders>
-          </w:tcPr>
-          <w:p>
-            <w:pPr>
-              <w:spacing w:before="0" w:after="60"/>
-              <w:keepNext/>
-              <w:jc w:val="center"/>
-            </w:pPr>
-            <w:r>
-              <w:rPr>
-                <w:rFonts w:ascii="Calibri" w:hAnsi="Calibri"/>
-                <w:sz w:val="20"/>
-              </w:rPr>
-              <w:t xml:space="default">334 (40%)</w:t>
-            </w:r>
-          </w:p>
-        </w:tc>
-        <w:tc>
-          <w:tcPr>
-            <w:tcBorders>
-              <w:top w:val="single" w:space="0" w:color="89D3FE"/>
-              <w:bottom w:val="single" w:space="0" w:color="89D3FE"/>
-              <w:start w:val="single" w:space="0" w:color="89D3FE"/>
-              <w:end w:val="single" w:space="0" w:color="89D3FE"/>
-            </w:tcBorders>
-          </w:tcPr>
-          <w:p>
-            <w:pPr>
-              <w:spacing w:before="0" w:after="60"/>
-              <w:keepNext/>
-              <w:jc w:val="center"/>
-            </w:pPr>
-            <w:r>
-              <w:rPr>
-                <w:rFonts w:ascii="Calibri" w:hAnsi="Calibri"/>
-                <w:sz w:val="20"/>
-              </w:rPr>
-              <w:t xml:space="default"/>
-            </w:r>
-          </w:p>
-        </w:tc>
-      </w:tr>
-      <w:tr>
-        <w:trPr>
-          <w:cantSplit/>
-        </w:trPr>
-        <w:tc>
-          <w:tcPr>
-            <w:tcBorders>
-              <w:top w:val="single" w:space="0" w:color="89D3FE"/>
-              <w:bottom w:val="single" w:space="0" w:color="89D3FE"/>
-              <w:start w:val="single" w:space="0" w:color="89D3FE"/>
-              <w:end w:val="single" w:space="0" w:color="89D3FE"/>
-            </w:tcBorders>
-          </w:tcPr>
-          <w:p>
-            <w:pPr>
-              <w:spacing w:before="0" w:after="60"/>
-              <w:keepNext/>
-              <w:jc w:val="start"/>
-            </w:pPr>
-            <w:r>
-              <w:rPr>
-                <w:rFonts w:ascii="Calibri" w:hAnsi="Calibri"/>
-                <w:sz w:val="20"/>
-                <w:b w:val="true"/>
-              </w:rPr>
-              <w:t xml:space="default">id_causa</w:t>
+              <w:t xml:space="default">Identificación con la causa indígena</w:t>
             </w:r>
           </w:p>
         </w:tc>

--- a/output/tablas/tabla_socdem.docx
+++ b/output/tablas/tabla_socdem.docx
@@ -328,7 +328,7 @@
                 <w:sz w:val="20"/>
                 <w:b w:val="true"/>
               </w:rPr>
-              <w:t xml:space="default">mujer</w:t>
+              <w:t xml:space="default">Sexo</w:t>
             </w:r>
           </w:p>
         </w:tc>
@@ -704,7 +704,7 @@
                 <w:sz w:val="20"/>
                 <w:b w:val="true"/>
               </w:rPr>
-              <w:t xml:space="default">edad</w:t>
+              <w:t xml:space="default">Grupo etario</w:t>
             </w:r>
           </w:p>
         </w:tc>
@@ -829,7 +829,7 @@
                 <w:rFonts w:ascii="Calibri" w:hAnsi="Calibri"/>
                 <w:sz w:val="20"/>
               </w:rPr>
-              <w:t xml:space="default">    18_24</w:t>
+              <w:t xml:space="default">    18–24</w:t>
             </w:r>
           </w:p>
         </w:tc>
@@ -954,7 +954,7 @@
                 <w:rFonts w:ascii="Calibri" w:hAnsi="Calibri"/>
                 <w:sz w:val="20"/>
               </w:rPr>
-              <w:t xml:space="default">    25_34</w:t>
+              <w:t xml:space="default">    25–34</w:t>
             </w:r>
           </w:p>
         </w:tc>
@@ -1079,7 +1079,7 @@
                 <w:rFonts w:ascii="Calibri" w:hAnsi="Calibri"/>
                 <w:sz w:val="20"/>
               </w:rPr>
-              <w:t xml:space="default">    35_44</w:t>
+              <w:t xml:space="default">    35–44</w:t>
             </w:r>
           </w:p>
         </w:tc>
@@ -1204,7 +1204,7 @@
                 <w:rFonts w:ascii="Calibri" w:hAnsi="Calibri"/>
                 <w:sz w:val="20"/>
               </w:rPr>
-              <w:t xml:space="default">    45_54</w:t>
+              <w:t xml:space="default">    45–54</w:t>
             </w:r>
           </w:p>
         </w:tc>
@@ -1329,7 +1329,7 @@
                 <w:rFonts w:ascii="Calibri" w:hAnsi="Calibri"/>
                 <w:sz w:val="20"/>
               </w:rPr>
-              <w:t xml:space="default">    55_64</w:t>
+              <w:t xml:space="default">    55–64</w:t>
             </w:r>
           </w:p>
         </w:tc>
@@ -1454,7 +1454,7 @@
                 <w:rFonts w:ascii="Calibri" w:hAnsi="Calibri"/>
                 <w:sz w:val="20"/>
               </w:rPr>
-              <w:t xml:space="default">    65+</w:t>
+              <w:t xml:space="default">    65 y más</w:t>
             </w:r>
           </w:p>
         </w:tc>
@@ -1580,7 +1580,7 @@
                 <w:sz w:val="20"/>
                 <w:b w:val="true"/>
               </w:rPr>
-              <w:t xml:space="default">urbano_rural</w:t>
+              <w:t xml:space="default">Zona urbano-rural</w:t>
             </w:r>
           </w:p>
         </w:tc>
@@ -1705,7 +1705,7 @@
                 <w:rFonts w:ascii="Calibri" w:hAnsi="Calibri"/>
                 <w:sz w:val="20"/>
               </w:rPr>
-              <w:t xml:space="default">    1</w:t>
+              <w:t xml:space="default">    Urbano</w:t>
             </w:r>
           </w:p>
         </w:tc>
@@ -1830,7 +1830,7 @@
                 <w:rFonts w:ascii="Calibri" w:hAnsi="Calibri"/>
                 <w:sz w:val="20"/>
               </w:rPr>
-              <w:t xml:space="default">    2</w:t>
+              <w:t xml:space="default">    Rural</w:t>
             </w:r>
           </w:p>
         </w:tc>
@@ -1956,7 +1956,7 @@
                 <w:sz w:val="20"/>
                 <w:b w:val="true"/>
               </w:rPr>
-              <w:t xml:space="default">cerca_conflicto</w:t>
+              <w:t xml:space="default">Zona de excepción</w:t>
             </w:r>
           </w:p>
         </w:tc>
@@ -2332,79 +2332,79 @@
                 <w:sz w:val="20"/>
                 <w:b w:val="true"/>
               </w:rPr>
-              <w:t xml:space="default">Identificación con Chile</w:t>
-            </w:r>
-          </w:p>
-        </w:tc>
-        <w:tc>
-          <w:tcPr>
-            <w:tcBorders>
-              <w:top w:val="single" w:space="0" w:color="89D3FE"/>
-              <w:bottom w:val="single" w:space="0" w:color="89D3FE"/>
-              <w:start w:val="single" w:space="0" w:color="89D3FE"/>
-              <w:end w:val="single" w:space="0" w:color="89D3FE"/>
-            </w:tcBorders>
-          </w:tcPr>
-          <w:p>
-            <w:pPr>
-              <w:spacing w:before="0" w:after="60"/>
-              <w:keepNext/>
-              <w:jc w:val="center"/>
-            </w:pPr>
-            <w:r>
-              <w:rPr>
-                <w:rFonts w:ascii="Calibri" w:hAnsi="Calibri"/>
-                <w:sz w:val="20"/>
-              </w:rPr>
-              <w:t xml:space="default"/>
-            </w:r>
-          </w:p>
-        </w:tc>
-        <w:tc>
-          <w:tcPr>
-            <w:tcBorders>
-              <w:top w:val="single" w:space="0" w:color="89D3FE"/>
-              <w:bottom w:val="single" w:space="0" w:color="89D3FE"/>
-              <w:start w:val="single" w:space="0" w:color="89D3FE"/>
-              <w:end w:val="single" w:space="0" w:color="89D3FE"/>
-            </w:tcBorders>
-          </w:tcPr>
-          <w:p>
-            <w:pPr>
-              <w:spacing w:before="0" w:after="60"/>
-              <w:keepNext/>
-              <w:jc w:val="center"/>
-            </w:pPr>
-            <w:r>
-              <w:rPr>
-                <w:rFonts w:ascii="Calibri" w:hAnsi="Calibri"/>
-                <w:sz w:val="20"/>
-              </w:rPr>
-              <w:t xml:space="default"/>
-            </w:r>
-          </w:p>
-        </w:tc>
-        <w:tc>
-          <w:tcPr>
-            <w:tcBorders>
-              <w:top w:val="single" w:space="0" w:color="89D3FE"/>
-              <w:bottom w:val="single" w:space="0" w:color="89D3FE"/>
-              <w:start w:val="single" w:space="0" w:color="89D3FE"/>
-              <w:end w:val="single" w:space="0" w:color="89D3FE"/>
-            </w:tcBorders>
-          </w:tcPr>
-          <w:p>
-            <w:pPr>
-              <w:spacing w:before="0" w:after="60"/>
-              <w:keepNext/>
-              <w:jc w:val="center"/>
-            </w:pPr>
-            <w:r>
-              <w:rPr>
-                <w:rFonts w:ascii="Calibri" w:hAnsi="Calibri"/>
-                <w:sz w:val="20"/>
-              </w:rPr>
-              <w:t xml:space="default"/>
+              <w:t xml:space="default">Identificación con Chile (1–5)</w:t>
+            </w:r>
+          </w:p>
+        </w:tc>
+        <w:tc>
+          <w:tcPr>
+            <w:tcBorders>
+              <w:top w:val="single" w:space="0" w:color="89D3FE"/>
+              <w:bottom w:val="single" w:space="0" w:color="89D3FE"/>
+              <w:start w:val="single" w:space="0" w:color="89D3FE"/>
+              <w:end w:val="single" w:space="0" w:color="89D3FE"/>
+            </w:tcBorders>
+          </w:tcPr>
+          <w:p>
+            <w:pPr>
+              <w:spacing w:before="0" w:after="60"/>
+              <w:keepNext/>
+              <w:jc w:val="center"/>
+            </w:pPr>
+            <w:r>
+              <w:rPr>
+                <w:rFonts w:ascii="Calibri" w:hAnsi="Calibri"/>
+                <w:sz w:val="20"/>
+              </w:rPr>
+              <w:t xml:space="default">4.43 ± 0.82</w:t>
+            </w:r>
+          </w:p>
+        </w:tc>
+        <w:tc>
+          <w:tcPr>
+            <w:tcBorders>
+              <w:top w:val="single" w:space="0" w:color="89D3FE"/>
+              <w:bottom w:val="single" w:space="0" w:color="89D3FE"/>
+              <w:start w:val="single" w:space="0" w:color="89D3FE"/>
+              <w:end w:val="single" w:space="0" w:color="89D3FE"/>
+            </w:tcBorders>
+          </w:tcPr>
+          <w:p>
+            <w:pPr>
+              <w:spacing w:before="0" w:after="60"/>
+              <w:keepNext/>
+              <w:jc w:val="center"/>
+            </w:pPr>
+            <w:r>
+              <w:rPr>
+                <w:rFonts w:ascii="Calibri" w:hAnsi="Calibri"/>
+                <w:sz w:val="20"/>
+              </w:rPr>
+              <w:t xml:space="default">4.51 ± 0.82</w:t>
+            </w:r>
+          </w:p>
+        </w:tc>
+        <w:tc>
+          <w:tcPr>
+            <w:tcBorders>
+              <w:top w:val="single" w:space="0" w:color="89D3FE"/>
+              <w:bottom w:val="single" w:space="0" w:color="89D3FE"/>
+              <w:start w:val="single" w:space="0" w:color="89D3FE"/>
+              <w:end w:val="single" w:space="0" w:color="89D3FE"/>
+            </w:tcBorders>
+          </w:tcPr>
+          <w:p>
+            <w:pPr>
+              <w:spacing w:before="0" w:after="60"/>
+              <w:keepNext/>
+              <w:jc w:val="center"/>
+            </w:pPr>
+            <w:r>
+              <w:rPr>
+                <w:rFonts w:ascii="Calibri" w:hAnsi="Calibri"/>
+                <w:sz w:val="20"/>
+              </w:rPr>
+              <w:t xml:space="default">4.36 ± 0.83</w:t>
             </w:r>
           </w:p>
         </w:tc>
@@ -2456,104 +2456,105 @@
               <w:rPr>
                 <w:rFonts w:ascii="Calibri" w:hAnsi="Calibri"/>
                 <w:sz w:val="20"/>
-              </w:rPr>
-              <w:t xml:space="default">    1</w:t>
-            </w:r>
-          </w:p>
-        </w:tc>
-        <w:tc>
-          <w:tcPr>
-            <w:tcBorders>
-              <w:top w:val="single" w:space="0" w:color="89D3FE"/>
-              <w:bottom w:val="single" w:space="0" w:color="89D3FE"/>
-              <w:start w:val="single" w:space="0" w:color="89D3FE"/>
-              <w:end w:val="single" w:space="0" w:color="89D3FE"/>
-            </w:tcBorders>
-          </w:tcPr>
-          <w:p>
-            <w:pPr>
-              <w:spacing w:before="0" w:after="60"/>
-              <w:keepNext/>
-              <w:jc w:val="center"/>
-            </w:pPr>
-            <w:r>
-              <w:rPr>
-                <w:rFonts w:ascii="Calibri" w:hAnsi="Calibri"/>
-                <w:sz w:val="20"/>
-              </w:rPr>
-              <w:t xml:space="default">14 (0.9%)</w:t>
-            </w:r>
-          </w:p>
-        </w:tc>
-        <w:tc>
-          <w:tcPr>
-            <w:tcBorders>
-              <w:top w:val="single" w:space="0" w:color="89D3FE"/>
-              <w:bottom w:val="single" w:space="0" w:color="89D3FE"/>
-              <w:start w:val="single" w:space="0" w:color="89D3FE"/>
-              <w:end w:val="single" w:space="0" w:color="89D3FE"/>
-            </w:tcBorders>
-          </w:tcPr>
-          <w:p>
-            <w:pPr>
-              <w:spacing w:before="0" w:after="60"/>
-              <w:keepNext/>
-              <w:jc w:val="center"/>
-            </w:pPr>
-            <w:r>
-              <w:rPr>
-                <w:rFonts w:ascii="Calibri" w:hAnsi="Calibri"/>
-                <w:sz w:val="20"/>
-              </w:rPr>
-              <w:t xml:space="default">8 (1.1%)</w:t>
-            </w:r>
-          </w:p>
-        </w:tc>
-        <w:tc>
-          <w:tcPr>
-            <w:tcBorders>
-              <w:top w:val="single" w:space="0" w:color="89D3FE"/>
-              <w:bottom w:val="single" w:space="0" w:color="89D3FE"/>
-              <w:start w:val="single" w:space="0" w:color="89D3FE"/>
-              <w:end w:val="single" w:space="0" w:color="89D3FE"/>
-            </w:tcBorders>
-          </w:tcPr>
-          <w:p>
-            <w:pPr>
-              <w:spacing w:before="0" w:after="60"/>
-              <w:keepNext/>
-              <w:jc w:val="center"/>
-            </w:pPr>
-            <w:r>
-              <w:rPr>
-                <w:rFonts w:ascii="Calibri" w:hAnsi="Calibri"/>
-                <w:sz w:val="20"/>
-              </w:rPr>
-              <w:t xml:space="default">6 (0.7%)</w:t>
-            </w:r>
-          </w:p>
-        </w:tc>
-        <w:tc>
-          <w:tcPr>
-            <w:tcBorders>
-              <w:top w:val="single" w:space="0" w:color="89D3FE"/>
-              <w:bottom w:val="single" w:space="0" w:color="89D3FE"/>
-              <w:start w:val="single" w:space="0" w:color="89D3FE"/>
-              <w:end w:val="single" w:space="0" w:color="89D3FE"/>
-            </w:tcBorders>
-          </w:tcPr>
-          <w:p>
-            <w:pPr>
-              <w:spacing w:before="0" w:after="60"/>
-              <w:keepNext/>
-              <w:jc w:val="center"/>
-            </w:pPr>
-            <w:r>
-              <w:rPr>
-                <w:rFonts w:ascii="Calibri" w:hAnsi="Calibri"/>
-                <w:sz w:val="20"/>
-              </w:rPr>
-              <w:t xml:space="default"/>
+                <w:b w:val="true"/>
+              </w:rPr>
+              <w:t xml:space="default">Identificación con la causa indígena (1–5)</w:t>
+            </w:r>
+          </w:p>
+        </w:tc>
+        <w:tc>
+          <w:tcPr>
+            <w:tcBorders>
+              <w:top w:val="single" w:space="0" w:color="89D3FE"/>
+              <w:bottom w:val="single" w:space="0" w:color="89D3FE"/>
+              <w:start w:val="single" w:space="0" w:color="89D3FE"/>
+              <w:end w:val="single" w:space="0" w:color="89D3FE"/>
+            </w:tcBorders>
+          </w:tcPr>
+          <w:p>
+            <w:pPr>
+              <w:spacing w:before="0" w:after="60"/>
+              <w:keepNext/>
+              <w:jc w:val="center"/>
+            </w:pPr>
+            <w:r>
+              <w:rPr>
+                <w:rFonts w:ascii="Calibri" w:hAnsi="Calibri"/>
+                <w:sz w:val="20"/>
+              </w:rPr>
+              <w:t xml:space="default">3 ± 1</w:t>
+            </w:r>
+          </w:p>
+        </w:tc>
+        <w:tc>
+          <w:tcPr>
+            <w:tcBorders>
+              <w:top w:val="single" w:space="0" w:color="89D3FE"/>
+              <w:bottom w:val="single" w:space="0" w:color="89D3FE"/>
+              <w:start w:val="single" w:space="0" w:color="89D3FE"/>
+              <w:end w:val="single" w:space="0" w:color="89D3FE"/>
+            </w:tcBorders>
+          </w:tcPr>
+          <w:p>
+            <w:pPr>
+              <w:spacing w:before="0" w:after="60"/>
+              <w:keepNext/>
+              <w:jc w:val="center"/>
+            </w:pPr>
+            <w:r>
+              <w:rPr>
+                <w:rFonts w:ascii="Calibri" w:hAnsi="Calibri"/>
+                <w:sz w:val="20"/>
+              </w:rPr>
+              <w:t xml:space="default">3 ± 1</w:t>
+            </w:r>
+          </w:p>
+        </w:tc>
+        <w:tc>
+          <w:tcPr>
+            <w:tcBorders>
+              <w:top w:val="single" w:space="0" w:color="89D3FE"/>
+              <w:bottom w:val="single" w:space="0" w:color="89D3FE"/>
+              <w:start w:val="single" w:space="0" w:color="89D3FE"/>
+              <w:end w:val="single" w:space="0" w:color="89D3FE"/>
+            </w:tcBorders>
+          </w:tcPr>
+          <w:p>
+            <w:pPr>
+              <w:spacing w:before="0" w:after="60"/>
+              <w:keepNext/>
+              <w:jc w:val="center"/>
+            </w:pPr>
+            <w:r>
+              <w:rPr>
+                <w:rFonts w:ascii="Calibri" w:hAnsi="Calibri"/>
+                <w:sz w:val="20"/>
+              </w:rPr>
+              <w:t xml:space="default">4 ± 1</w:t>
+            </w:r>
+          </w:p>
+        </w:tc>
+        <w:tc>
+          <w:tcPr>
+            <w:tcBorders>
+              <w:top w:val="single" w:space="0" w:color="89D3FE"/>
+              <w:bottom w:val="single" w:space="0" w:color="89D3FE"/>
+              <w:start w:val="single" w:space="0" w:color="89D3FE"/>
+              <w:end w:val="single" w:space="0" w:color="89D3FE"/>
+            </w:tcBorders>
+          </w:tcPr>
+          <w:p>
+            <w:pPr>
+              <w:spacing w:before="0" w:after="60"/>
+              <w:keepNext/>
+              <w:jc w:val="center"/>
+            </w:pPr>
+            <w:r>
+              <w:rPr>
+                <w:rFonts w:ascii="Calibri" w:hAnsi="Calibri"/>
+                <w:sz w:val="20"/>
+              </w:rPr>
+              <w:t xml:space="default">&lt;0.001</w:t>
             </w:r>
           </w:p>
         </w:tc>
@@ -2564,121 +2565,28 @@
         </w:trPr>
         <w:tc>
           <w:tcPr>
-            <w:tcBorders>
-              <w:top w:val="single" w:space="0" w:color="89D3FE"/>
-              <w:bottom w:val="single" w:space="0" w:color="89D3FE"/>
-              <w:start w:val="single" w:space="0" w:color="89D3FE"/>
-              <w:end w:val="single" w:space="0" w:color="89D3FE"/>
-            </w:tcBorders>
-          </w:tcPr>
-          <w:p>
-            <w:pPr>
-              <w:spacing w:before="0" w:after="60"/>
-              <w:keepNext/>
-              <w:jc w:val="start"/>
-            </w:pPr>
-            <w:r>
-              <w:rPr>
-                <w:rFonts w:ascii="Calibri" w:hAnsi="Calibri"/>
-                <w:sz w:val="20"/>
-              </w:rPr>
-              <w:t xml:space="default">    2</w:t>
-            </w:r>
-          </w:p>
-        </w:tc>
-        <w:tc>
-          <w:tcPr>
-            <w:tcBorders>
-              <w:top w:val="single" w:space="0" w:color="89D3FE"/>
-              <w:bottom w:val="single" w:space="0" w:color="89D3FE"/>
-              <w:start w:val="single" w:space="0" w:color="89D3FE"/>
-              <w:end w:val="single" w:space="0" w:color="89D3FE"/>
-            </w:tcBorders>
-          </w:tcPr>
-          <w:p>
-            <w:pPr>
-              <w:spacing w:before="0" w:after="60"/>
-              <w:keepNext/>
-              <w:jc w:val="center"/>
-            </w:pPr>
-            <w:r>
-              <w:rPr>
-                <w:rFonts w:ascii="Calibri" w:hAnsi="Calibri"/>
-                <w:sz w:val="20"/>
-              </w:rPr>
-              <w:t xml:space="default">50 (3.2%)</w:t>
-            </w:r>
-          </w:p>
-        </w:tc>
-        <w:tc>
-          <w:tcPr>
-            <w:tcBorders>
-              <w:top w:val="single" w:space="0" w:color="89D3FE"/>
-              <w:bottom w:val="single" w:space="0" w:color="89D3FE"/>
-              <w:start w:val="single" w:space="0" w:color="89D3FE"/>
-              <w:end w:val="single" w:space="0" w:color="89D3FE"/>
-            </w:tcBorders>
-          </w:tcPr>
-          <w:p>
-            <w:pPr>
-              <w:spacing w:before="0" w:after="60"/>
-              <w:keepNext/>
-              <w:jc w:val="center"/>
-            </w:pPr>
-            <w:r>
-              <w:rPr>
-                <w:rFonts w:ascii="Calibri" w:hAnsi="Calibri"/>
-                <w:sz w:val="20"/>
-              </w:rPr>
-              <w:t xml:space="default">21 (2.9%)</w:t>
-            </w:r>
-          </w:p>
-        </w:tc>
-        <w:tc>
-          <w:tcPr>
-            <w:tcBorders>
-              <w:top w:val="single" w:space="0" w:color="89D3FE"/>
-              <w:bottom w:val="single" w:space="0" w:color="89D3FE"/>
-              <w:start w:val="single" w:space="0" w:color="89D3FE"/>
-              <w:end w:val="single" w:space="0" w:color="89D3FE"/>
-            </w:tcBorders>
-          </w:tcPr>
-          <w:p>
-            <w:pPr>
-              <w:spacing w:before="0" w:after="60"/>
-              <w:keepNext/>
-              <w:jc w:val="center"/>
-            </w:pPr>
-            <w:r>
-              <w:rPr>
-                <w:rFonts w:ascii="Calibri" w:hAnsi="Calibri"/>
-                <w:sz w:val="20"/>
-              </w:rPr>
-              <w:t xml:space="default">29 (3.4%)</w:t>
-            </w:r>
-          </w:p>
-        </w:tc>
-        <w:tc>
-          <w:tcPr>
-            <w:tcBorders>
-              <w:top w:val="single" w:space="0" w:color="89D3FE"/>
-              <w:bottom w:val="single" w:space="0" w:color="89D3FE"/>
-              <w:start w:val="single" w:space="0" w:color="89D3FE"/>
-              <w:end w:val="single" w:space="0" w:color="89D3FE"/>
-            </w:tcBorders>
-          </w:tcPr>
-          <w:p>
-            <w:pPr>
-              <w:spacing w:before="0" w:after="60"/>
-              <w:keepNext/>
-              <w:jc w:val="center"/>
-            </w:pPr>
-            <w:r>
-              <w:rPr>
-                <w:rFonts w:ascii="Calibri" w:hAnsi="Calibri"/>
-                <w:sz w:val="20"/>
-              </w:rPr>
-              <w:t xml:space="default"/>
+            <w:gridSpan w:val="5"/>
+          </w:tcPr>
+          <w:p>
+            <w:pPr>
+              <w:spacing w:before="0" w:after="60"/>
+              <w:keepNext/>
+            </w:pPr>
+            <w:r>
+              <w:rPr>
+                <w:vertAlign w:val="superscript"/>
+                <w:i/>
+                <w:rFonts w:ascii="Calibri" w:hAnsi="Calibri"/>
+                <w:sz w:val="20"/>
+              </w:rPr>
+              <w:t xml:space="default">1</w:t>
+            </w:r>
+            <w:r>
+              <w:rPr>
+                <w:rFonts w:ascii="Calibri" w:hAnsi="Calibri"/>
+                <w:sz w:val="20"/>
+              </w:rPr>
+              <w:t xml:space="default">n (%); Mean ± SD</w:t>
             </w:r>
           </w:p>
         </w:tc>
@@ -2689,1132 +2597,6 @@
         </w:trPr>
         <w:tc>
           <w:tcPr>
-            <w:tcBorders>
-              <w:top w:val="single" w:space="0" w:color="89D3FE"/>
-              <w:bottom w:val="single" w:space="0" w:color="89D3FE"/>
-              <w:start w:val="single" w:space="0" w:color="89D3FE"/>
-              <w:end w:val="single" w:space="0" w:color="89D3FE"/>
-            </w:tcBorders>
-          </w:tcPr>
-          <w:p>
-            <w:pPr>
-              <w:spacing w:before="0" w:after="60"/>
-              <w:keepNext/>
-              <w:jc w:val="start"/>
-            </w:pPr>
-            <w:r>
-              <w:rPr>
-                <w:rFonts w:ascii="Calibri" w:hAnsi="Calibri"/>
-                <w:sz w:val="20"/>
-              </w:rPr>
-              <w:t xml:space="default">    3</w:t>
-            </w:r>
-          </w:p>
-        </w:tc>
-        <w:tc>
-          <w:tcPr>
-            <w:tcBorders>
-              <w:top w:val="single" w:space="0" w:color="89D3FE"/>
-              <w:bottom w:val="single" w:space="0" w:color="89D3FE"/>
-              <w:start w:val="single" w:space="0" w:color="89D3FE"/>
-              <w:end w:val="single" w:space="0" w:color="89D3FE"/>
-            </w:tcBorders>
-          </w:tcPr>
-          <w:p>
-            <w:pPr>
-              <w:spacing w:before="0" w:after="60"/>
-              <w:keepNext/>
-              <w:jc w:val="center"/>
-            </w:pPr>
-            <w:r>
-              <w:rPr>
-                <w:rFonts w:ascii="Calibri" w:hAnsi="Calibri"/>
-                <w:sz w:val="20"/>
-              </w:rPr>
-              <w:t xml:space="default">109 (6.9%)</w:t>
-            </w:r>
-          </w:p>
-        </w:tc>
-        <w:tc>
-          <w:tcPr>
-            <w:tcBorders>
-              <w:top w:val="single" w:space="0" w:color="89D3FE"/>
-              <w:bottom w:val="single" w:space="0" w:color="89D3FE"/>
-              <w:start w:val="single" w:space="0" w:color="89D3FE"/>
-              <w:end w:val="single" w:space="0" w:color="89D3FE"/>
-            </w:tcBorders>
-          </w:tcPr>
-          <w:p>
-            <w:pPr>
-              <w:spacing w:before="0" w:after="60"/>
-              <w:keepNext/>
-              <w:jc w:val="center"/>
-            </w:pPr>
-            <w:r>
-              <w:rPr>
-                <w:rFonts w:ascii="Calibri" w:hAnsi="Calibri"/>
-                <w:sz w:val="20"/>
-              </w:rPr>
-              <w:t xml:space="default">42 (5.7%)</w:t>
-            </w:r>
-          </w:p>
-        </w:tc>
-        <w:tc>
-          <w:tcPr>
-            <w:tcBorders>
-              <w:top w:val="single" w:space="0" w:color="89D3FE"/>
-              <w:bottom w:val="single" w:space="0" w:color="89D3FE"/>
-              <w:start w:val="single" w:space="0" w:color="89D3FE"/>
-              <w:end w:val="single" w:space="0" w:color="89D3FE"/>
-            </w:tcBorders>
-          </w:tcPr>
-          <w:p>
-            <w:pPr>
-              <w:spacing w:before="0" w:after="60"/>
-              <w:keepNext/>
-              <w:jc w:val="center"/>
-            </w:pPr>
-            <w:r>
-              <w:rPr>
-                <w:rFonts w:ascii="Calibri" w:hAnsi="Calibri"/>
-                <w:sz w:val="20"/>
-              </w:rPr>
-              <w:t xml:space="default">67 (7.9%)</w:t>
-            </w:r>
-          </w:p>
-        </w:tc>
-        <w:tc>
-          <w:tcPr>
-            <w:tcBorders>
-              <w:top w:val="single" w:space="0" w:color="89D3FE"/>
-              <w:bottom w:val="single" w:space="0" w:color="89D3FE"/>
-              <w:start w:val="single" w:space="0" w:color="89D3FE"/>
-              <w:end w:val="single" w:space="0" w:color="89D3FE"/>
-            </w:tcBorders>
-          </w:tcPr>
-          <w:p>
-            <w:pPr>
-              <w:spacing w:before="0" w:after="60"/>
-              <w:keepNext/>
-              <w:jc w:val="center"/>
-            </w:pPr>
-            <w:r>
-              <w:rPr>
-                <w:rFonts w:ascii="Calibri" w:hAnsi="Calibri"/>
-                <w:sz w:val="20"/>
-              </w:rPr>
-              <w:t xml:space="default"/>
-            </w:r>
-          </w:p>
-        </w:tc>
-      </w:tr>
-      <w:tr>
-        <w:trPr>
-          <w:cantSplit/>
-        </w:trPr>
-        <w:tc>
-          <w:tcPr>
-            <w:tcBorders>
-              <w:top w:val="single" w:space="0" w:color="89D3FE"/>
-              <w:bottom w:val="single" w:space="0" w:color="89D3FE"/>
-              <w:start w:val="single" w:space="0" w:color="89D3FE"/>
-              <w:end w:val="single" w:space="0" w:color="89D3FE"/>
-            </w:tcBorders>
-          </w:tcPr>
-          <w:p>
-            <w:pPr>
-              <w:spacing w:before="0" w:after="60"/>
-              <w:keepNext/>
-              <w:jc w:val="start"/>
-            </w:pPr>
-            <w:r>
-              <w:rPr>
-                <w:rFonts w:ascii="Calibri" w:hAnsi="Calibri"/>
-                <w:sz w:val="20"/>
-              </w:rPr>
-              <w:t xml:space="default">    4</w:t>
-            </w:r>
-          </w:p>
-        </w:tc>
-        <w:tc>
-          <w:tcPr>
-            <w:tcBorders>
-              <w:top w:val="single" w:space="0" w:color="89D3FE"/>
-              <w:bottom w:val="single" w:space="0" w:color="89D3FE"/>
-              <w:start w:val="single" w:space="0" w:color="89D3FE"/>
-              <w:end w:val="single" w:space="0" w:color="89D3FE"/>
-            </w:tcBorders>
-          </w:tcPr>
-          <w:p>
-            <w:pPr>
-              <w:spacing w:before="0" w:after="60"/>
-              <w:keepNext/>
-              <w:jc w:val="center"/>
-            </w:pPr>
-            <w:r>
-              <w:rPr>
-                <w:rFonts w:ascii="Calibri" w:hAnsi="Calibri"/>
-                <w:sz w:val="20"/>
-              </w:rPr>
-              <w:t xml:space="default">478 (30%)</w:t>
-            </w:r>
-          </w:p>
-        </w:tc>
-        <w:tc>
-          <w:tcPr>
-            <w:tcBorders>
-              <w:top w:val="single" w:space="0" w:color="89D3FE"/>
-              <w:bottom w:val="single" w:space="0" w:color="89D3FE"/>
-              <w:start w:val="single" w:space="0" w:color="89D3FE"/>
-              <w:end w:val="single" w:space="0" w:color="89D3FE"/>
-            </w:tcBorders>
-          </w:tcPr>
-          <w:p>
-            <w:pPr>
-              <w:spacing w:before="0" w:after="60"/>
-              <w:keepNext/>
-              <w:jc w:val="center"/>
-            </w:pPr>
-            <w:r>
-              <w:rPr>
-                <w:rFonts w:ascii="Calibri" w:hAnsi="Calibri"/>
-                <w:sz w:val="20"/>
-              </w:rPr>
-              <w:t xml:space="default">184 (25%)</w:t>
-            </w:r>
-          </w:p>
-        </w:tc>
-        <w:tc>
-          <w:tcPr>
-            <w:tcBorders>
-              <w:top w:val="single" w:space="0" w:color="89D3FE"/>
-              <w:bottom w:val="single" w:space="0" w:color="89D3FE"/>
-              <w:start w:val="single" w:space="0" w:color="89D3FE"/>
-              <w:end w:val="single" w:space="0" w:color="89D3FE"/>
-            </w:tcBorders>
-          </w:tcPr>
-          <w:p>
-            <w:pPr>
-              <w:spacing w:before="0" w:after="60"/>
-              <w:keepNext/>
-              <w:jc w:val="center"/>
-            </w:pPr>
-            <w:r>
-              <w:rPr>
-                <w:rFonts w:ascii="Calibri" w:hAnsi="Calibri"/>
-                <w:sz w:val="20"/>
-              </w:rPr>
-              <w:t xml:space="default">294 (35%)</w:t>
-            </w:r>
-          </w:p>
-        </w:tc>
-        <w:tc>
-          <w:tcPr>
-            <w:tcBorders>
-              <w:top w:val="single" w:space="0" w:color="89D3FE"/>
-              <w:bottom w:val="single" w:space="0" w:color="89D3FE"/>
-              <w:start w:val="single" w:space="0" w:color="89D3FE"/>
-              <w:end w:val="single" w:space="0" w:color="89D3FE"/>
-            </w:tcBorders>
-          </w:tcPr>
-          <w:p>
-            <w:pPr>
-              <w:spacing w:before="0" w:after="60"/>
-              <w:keepNext/>
-              <w:jc w:val="center"/>
-            </w:pPr>
-            <w:r>
-              <w:rPr>
-                <w:rFonts w:ascii="Calibri" w:hAnsi="Calibri"/>
-                <w:sz w:val="20"/>
-              </w:rPr>
-              <w:t xml:space="default"/>
-            </w:r>
-          </w:p>
-        </w:tc>
-      </w:tr>
-      <w:tr>
-        <w:trPr>
-          <w:cantSplit/>
-        </w:trPr>
-        <w:tc>
-          <w:tcPr>
-            <w:tcBorders>
-              <w:top w:val="single" w:space="0" w:color="89D3FE"/>
-              <w:bottom w:val="single" w:space="0" w:color="89D3FE"/>
-              <w:start w:val="single" w:space="0" w:color="89D3FE"/>
-              <w:end w:val="single" w:space="0" w:color="89D3FE"/>
-            </w:tcBorders>
-          </w:tcPr>
-          <w:p>
-            <w:pPr>
-              <w:spacing w:before="0" w:after="60"/>
-              <w:keepNext/>
-              <w:jc w:val="start"/>
-            </w:pPr>
-            <w:r>
-              <w:rPr>
-                <w:rFonts w:ascii="Calibri" w:hAnsi="Calibri"/>
-                <w:sz w:val="20"/>
-              </w:rPr>
-              <w:t xml:space="default">    5</w:t>
-            </w:r>
-          </w:p>
-        </w:tc>
-        <w:tc>
-          <w:tcPr>
-            <w:tcBorders>
-              <w:top w:val="single" w:space="0" w:color="89D3FE"/>
-              <w:bottom w:val="single" w:space="0" w:color="89D3FE"/>
-              <w:start w:val="single" w:space="0" w:color="89D3FE"/>
-              <w:end w:val="single" w:space="0" w:color="89D3FE"/>
-            </w:tcBorders>
-          </w:tcPr>
-          <w:p>
-            <w:pPr>
-              <w:spacing w:before="0" w:after="60"/>
-              <w:keepNext/>
-              <w:jc w:val="center"/>
-            </w:pPr>
-            <w:r>
-              <w:rPr>
-                <w:rFonts w:ascii="Calibri" w:hAnsi="Calibri"/>
-                <w:sz w:val="20"/>
-              </w:rPr>
-              <w:t xml:space="default">927 (59%)</w:t>
-            </w:r>
-          </w:p>
-        </w:tc>
-        <w:tc>
-          <w:tcPr>
-            <w:tcBorders>
-              <w:top w:val="single" w:space="0" w:color="89D3FE"/>
-              <w:bottom w:val="single" w:space="0" w:color="89D3FE"/>
-              <w:start w:val="single" w:space="0" w:color="89D3FE"/>
-              <w:end w:val="single" w:space="0" w:color="89D3FE"/>
-            </w:tcBorders>
-          </w:tcPr>
-          <w:p>
-            <w:pPr>
-              <w:spacing w:before="0" w:after="60"/>
-              <w:keepNext/>
-              <w:jc w:val="center"/>
-            </w:pPr>
-            <w:r>
-              <w:rPr>
-                <w:rFonts w:ascii="Calibri" w:hAnsi="Calibri"/>
-                <w:sz w:val="20"/>
-              </w:rPr>
-              <w:t xml:space="default">479 (65%)</w:t>
-            </w:r>
-          </w:p>
-        </w:tc>
-        <w:tc>
-          <w:tcPr>
-            <w:tcBorders>
-              <w:top w:val="single" w:space="0" w:color="89D3FE"/>
-              <w:bottom w:val="single" w:space="0" w:color="89D3FE"/>
-              <w:start w:val="single" w:space="0" w:color="89D3FE"/>
-              <w:end w:val="single" w:space="0" w:color="89D3FE"/>
-            </w:tcBorders>
-          </w:tcPr>
-          <w:p>
-            <w:pPr>
-              <w:spacing w:before="0" w:after="60"/>
-              <w:keepNext/>
-              <w:jc w:val="center"/>
-            </w:pPr>
-            <w:r>
-              <w:rPr>
-                <w:rFonts w:ascii="Calibri" w:hAnsi="Calibri"/>
-                <w:sz w:val="20"/>
-              </w:rPr>
-              <w:t xml:space="default">448 (53%)</w:t>
-            </w:r>
-          </w:p>
-        </w:tc>
-        <w:tc>
-          <w:tcPr>
-            <w:tcBorders>
-              <w:top w:val="single" w:space="0" w:color="89D3FE"/>
-              <w:bottom w:val="single" w:space="0" w:color="89D3FE"/>
-              <w:start w:val="single" w:space="0" w:color="89D3FE"/>
-              <w:end w:val="single" w:space="0" w:color="89D3FE"/>
-            </w:tcBorders>
-          </w:tcPr>
-          <w:p>
-            <w:pPr>
-              <w:spacing w:before="0" w:after="60"/>
-              <w:keepNext/>
-              <w:jc w:val="center"/>
-            </w:pPr>
-            <w:r>
-              <w:rPr>
-                <w:rFonts w:ascii="Calibri" w:hAnsi="Calibri"/>
-                <w:sz w:val="20"/>
-              </w:rPr>
-              <w:t xml:space="default"/>
-            </w:r>
-          </w:p>
-        </w:tc>
-      </w:tr>
-      <w:tr>
-        <w:trPr>
-          <w:cantSplit/>
-        </w:trPr>
-        <w:tc>
-          <w:tcPr>
-            <w:tcBorders>
-              <w:top w:val="single" w:space="0" w:color="89D3FE"/>
-              <w:bottom w:val="single" w:space="0" w:color="89D3FE"/>
-              <w:start w:val="single" w:space="0" w:color="89D3FE"/>
-              <w:end w:val="single" w:space="0" w:color="89D3FE"/>
-            </w:tcBorders>
-          </w:tcPr>
-          <w:p>
-            <w:pPr>
-              <w:spacing w:before="0" w:after="60"/>
-              <w:keepNext/>
-              <w:jc w:val="start"/>
-            </w:pPr>
-            <w:r>
-              <w:rPr>
-                <w:rFonts w:ascii="Calibri" w:hAnsi="Calibri"/>
-                <w:sz w:val="20"/>
-                <w:b w:val="true"/>
-              </w:rPr>
-              <w:t xml:space="default">Identificación con la causa indígena</w:t>
-            </w:r>
-          </w:p>
-        </w:tc>
-        <w:tc>
-          <w:tcPr>
-            <w:tcBorders>
-              <w:top w:val="single" w:space="0" w:color="89D3FE"/>
-              <w:bottom w:val="single" w:space="0" w:color="89D3FE"/>
-              <w:start w:val="single" w:space="0" w:color="89D3FE"/>
-              <w:end w:val="single" w:space="0" w:color="89D3FE"/>
-            </w:tcBorders>
-          </w:tcPr>
-          <w:p>
-            <w:pPr>
-              <w:spacing w:before="0" w:after="60"/>
-              <w:keepNext/>
-              <w:jc w:val="center"/>
-            </w:pPr>
-            <w:r>
-              <w:rPr>
-                <w:rFonts w:ascii="Calibri" w:hAnsi="Calibri"/>
-                <w:sz w:val="20"/>
-              </w:rPr>
-              <w:t xml:space="default"/>
-            </w:r>
-          </w:p>
-        </w:tc>
-        <w:tc>
-          <w:tcPr>
-            <w:tcBorders>
-              <w:top w:val="single" w:space="0" w:color="89D3FE"/>
-              <w:bottom w:val="single" w:space="0" w:color="89D3FE"/>
-              <w:start w:val="single" w:space="0" w:color="89D3FE"/>
-              <w:end w:val="single" w:space="0" w:color="89D3FE"/>
-            </w:tcBorders>
-          </w:tcPr>
-          <w:p>
-            <w:pPr>
-              <w:spacing w:before="0" w:after="60"/>
-              <w:keepNext/>
-              <w:jc w:val="center"/>
-            </w:pPr>
-            <w:r>
-              <w:rPr>
-                <w:rFonts w:ascii="Calibri" w:hAnsi="Calibri"/>
-                <w:sz w:val="20"/>
-              </w:rPr>
-              <w:t xml:space="default"/>
-            </w:r>
-          </w:p>
-        </w:tc>
-        <w:tc>
-          <w:tcPr>
-            <w:tcBorders>
-              <w:top w:val="single" w:space="0" w:color="89D3FE"/>
-              <w:bottom w:val="single" w:space="0" w:color="89D3FE"/>
-              <w:start w:val="single" w:space="0" w:color="89D3FE"/>
-              <w:end w:val="single" w:space="0" w:color="89D3FE"/>
-            </w:tcBorders>
-          </w:tcPr>
-          <w:p>
-            <w:pPr>
-              <w:spacing w:before="0" w:after="60"/>
-              <w:keepNext/>
-              <w:jc w:val="center"/>
-            </w:pPr>
-            <w:r>
-              <w:rPr>
-                <w:rFonts w:ascii="Calibri" w:hAnsi="Calibri"/>
-                <w:sz w:val="20"/>
-              </w:rPr>
-              <w:t xml:space="default"/>
-            </w:r>
-          </w:p>
-        </w:tc>
-        <w:tc>
-          <w:tcPr>
-            <w:tcBorders>
-              <w:top w:val="single" w:space="0" w:color="89D3FE"/>
-              <w:bottom w:val="single" w:space="0" w:color="89D3FE"/>
-              <w:start w:val="single" w:space="0" w:color="89D3FE"/>
-              <w:end w:val="single" w:space="0" w:color="89D3FE"/>
-            </w:tcBorders>
-          </w:tcPr>
-          <w:p>
-            <w:pPr>
-              <w:spacing w:before="0" w:after="60"/>
-              <w:keepNext/>
-              <w:jc w:val="center"/>
-            </w:pPr>
-            <w:r>
-              <w:rPr>
-                <w:rFonts w:ascii="Calibri" w:hAnsi="Calibri"/>
-                <w:sz w:val="20"/>
-              </w:rPr>
-              <w:t xml:space="default">&lt;0.001</w:t>
-            </w:r>
-          </w:p>
-        </w:tc>
-      </w:tr>
-      <w:tr>
-        <w:trPr>
-          <w:cantSplit/>
-        </w:trPr>
-        <w:tc>
-          <w:tcPr>
-            <w:tcBorders>
-              <w:top w:val="single" w:space="0" w:color="89D3FE"/>
-              <w:bottom w:val="single" w:space="0" w:color="89D3FE"/>
-              <w:start w:val="single" w:space="0" w:color="89D3FE"/>
-              <w:end w:val="single" w:space="0" w:color="89D3FE"/>
-            </w:tcBorders>
-          </w:tcPr>
-          <w:p>
-            <w:pPr>
-              <w:spacing w:before="0" w:after="60"/>
-              <w:keepNext/>
-              <w:jc w:val="start"/>
-            </w:pPr>
-            <w:r>
-              <w:rPr>
-                <w:rFonts w:ascii="Calibri" w:hAnsi="Calibri"/>
-                <w:sz w:val="20"/>
-              </w:rPr>
-              <w:t xml:space="default">    1</w:t>
-            </w:r>
-          </w:p>
-        </w:tc>
-        <w:tc>
-          <w:tcPr>
-            <w:tcBorders>
-              <w:top w:val="single" w:space="0" w:color="89D3FE"/>
-              <w:bottom w:val="single" w:space="0" w:color="89D3FE"/>
-              <w:start w:val="single" w:space="0" w:color="89D3FE"/>
-              <w:end w:val="single" w:space="0" w:color="89D3FE"/>
-            </w:tcBorders>
-          </w:tcPr>
-          <w:p>
-            <w:pPr>
-              <w:spacing w:before="0" w:after="60"/>
-              <w:keepNext/>
-              <w:jc w:val="center"/>
-            </w:pPr>
-            <w:r>
-              <w:rPr>
-                <w:rFonts w:ascii="Calibri" w:hAnsi="Calibri"/>
-                <w:sz w:val="20"/>
-              </w:rPr>
-              <w:t xml:space="default">141 (9.0%)</w:t>
-            </w:r>
-          </w:p>
-        </w:tc>
-        <w:tc>
-          <w:tcPr>
-            <w:tcBorders>
-              <w:top w:val="single" w:space="0" w:color="89D3FE"/>
-              <w:bottom w:val="single" w:space="0" w:color="89D3FE"/>
-              <w:start w:val="single" w:space="0" w:color="89D3FE"/>
-              <w:end w:val="single" w:space="0" w:color="89D3FE"/>
-            </w:tcBorders>
-          </w:tcPr>
-          <w:p>
-            <w:pPr>
-              <w:spacing w:before="0" w:after="60"/>
-              <w:keepNext/>
-              <w:jc w:val="center"/>
-            </w:pPr>
-            <w:r>
-              <w:rPr>
-                <w:rFonts w:ascii="Calibri" w:hAnsi="Calibri"/>
-                <w:sz w:val="20"/>
-              </w:rPr>
-              <w:t xml:space="default">97 (13%)</w:t>
-            </w:r>
-          </w:p>
-        </w:tc>
-        <w:tc>
-          <w:tcPr>
-            <w:tcBorders>
-              <w:top w:val="single" w:space="0" w:color="89D3FE"/>
-              <w:bottom w:val="single" w:space="0" w:color="89D3FE"/>
-              <w:start w:val="single" w:space="0" w:color="89D3FE"/>
-              <w:end w:val="single" w:space="0" w:color="89D3FE"/>
-            </w:tcBorders>
-          </w:tcPr>
-          <w:p>
-            <w:pPr>
-              <w:spacing w:before="0" w:after="60"/>
-              <w:keepNext/>
-              <w:jc w:val="center"/>
-            </w:pPr>
-            <w:r>
-              <w:rPr>
-                <w:rFonts w:ascii="Calibri" w:hAnsi="Calibri"/>
-                <w:sz w:val="20"/>
-              </w:rPr>
-              <w:t xml:space="default">44 (5.3%)</w:t>
-            </w:r>
-          </w:p>
-        </w:tc>
-        <w:tc>
-          <w:tcPr>
-            <w:tcBorders>
-              <w:top w:val="single" w:space="0" w:color="89D3FE"/>
-              <w:bottom w:val="single" w:space="0" w:color="89D3FE"/>
-              <w:start w:val="single" w:space="0" w:color="89D3FE"/>
-              <w:end w:val="single" w:space="0" w:color="89D3FE"/>
-            </w:tcBorders>
-          </w:tcPr>
-          <w:p>
-            <w:pPr>
-              <w:spacing w:before="0" w:after="60"/>
-              <w:keepNext/>
-              <w:jc w:val="center"/>
-            </w:pPr>
-            <w:r>
-              <w:rPr>
-                <w:rFonts w:ascii="Calibri" w:hAnsi="Calibri"/>
-                <w:sz w:val="20"/>
-              </w:rPr>
-              <w:t xml:space="default"/>
-            </w:r>
-          </w:p>
-        </w:tc>
-      </w:tr>
-      <w:tr>
-        <w:trPr>
-          <w:cantSplit/>
-        </w:trPr>
-        <w:tc>
-          <w:tcPr>
-            <w:tcBorders>
-              <w:top w:val="single" w:space="0" w:color="89D3FE"/>
-              <w:bottom w:val="single" w:space="0" w:color="89D3FE"/>
-              <w:start w:val="single" w:space="0" w:color="89D3FE"/>
-              <w:end w:val="single" w:space="0" w:color="89D3FE"/>
-            </w:tcBorders>
-          </w:tcPr>
-          <w:p>
-            <w:pPr>
-              <w:spacing w:before="0" w:after="60"/>
-              <w:keepNext/>
-              <w:jc w:val="start"/>
-            </w:pPr>
-            <w:r>
-              <w:rPr>
-                <w:rFonts w:ascii="Calibri" w:hAnsi="Calibri"/>
-                <w:sz w:val="20"/>
-              </w:rPr>
-              <w:t xml:space="default">    2</w:t>
-            </w:r>
-          </w:p>
-        </w:tc>
-        <w:tc>
-          <w:tcPr>
-            <w:tcBorders>
-              <w:top w:val="single" w:space="0" w:color="89D3FE"/>
-              <w:bottom w:val="single" w:space="0" w:color="89D3FE"/>
-              <w:start w:val="single" w:space="0" w:color="89D3FE"/>
-              <w:end w:val="single" w:space="0" w:color="89D3FE"/>
-            </w:tcBorders>
-          </w:tcPr>
-          <w:p>
-            <w:pPr>
-              <w:spacing w:before="0" w:after="60"/>
-              <w:keepNext/>
-              <w:jc w:val="center"/>
-            </w:pPr>
-            <w:r>
-              <w:rPr>
-                <w:rFonts w:ascii="Calibri" w:hAnsi="Calibri"/>
-                <w:sz w:val="20"/>
-              </w:rPr>
-              <w:t xml:space="default">200 (13%)</w:t>
-            </w:r>
-          </w:p>
-        </w:tc>
-        <w:tc>
-          <w:tcPr>
-            <w:tcBorders>
-              <w:top w:val="single" w:space="0" w:color="89D3FE"/>
-              <w:bottom w:val="single" w:space="0" w:color="89D3FE"/>
-              <w:start w:val="single" w:space="0" w:color="89D3FE"/>
-              <w:end w:val="single" w:space="0" w:color="89D3FE"/>
-            </w:tcBorders>
-          </w:tcPr>
-          <w:p>
-            <w:pPr>
-              <w:spacing w:before="0" w:after="60"/>
-              <w:keepNext/>
-              <w:jc w:val="center"/>
-            </w:pPr>
-            <w:r>
-              <w:rPr>
-                <w:rFonts w:ascii="Calibri" w:hAnsi="Calibri"/>
-                <w:sz w:val="20"/>
-              </w:rPr>
-              <w:t xml:space="default">134 (18%)</w:t>
-            </w:r>
-          </w:p>
-        </w:tc>
-        <w:tc>
-          <w:tcPr>
-            <w:tcBorders>
-              <w:top w:val="single" w:space="0" w:color="89D3FE"/>
-              <w:bottom w:val="single" w:space="0" w:color="89D3FE"/>
-              <w:start w:val="single" w:space="0" w:color="89D3FE"/>
-              <w:end w:val="single" w:space="0" w:color="89D3FE"/>
-            </w:tcBorders>
-          </w:tcPr>
-          <w:p>
-            <w:pPr>
-              <w:spacing w:before="0" w:after="60"/>
-              <w:keepNext/>
-              <w:jc w:val="center"/>
-            </w:pPr>
-            <w:r>
-              <w:rPr>
-                <w:rFonts w:ascii="Calibri" w:hAnsi="Calibri"/>
-                <w:sz w:val="20"/>
-              </w:rPr>
-              <w:t xml:space="default">66 (7.9%)</w:t>
-            </w:r>
-          </w:p>
-        </w:tc>
-        <w:tc>
-          <w:tcPr>
-            <w:tcBorders>
-              <w:top w:val="single" w:space="0" w:color="89D3FE"/>
-              <w:bottom w:val="single" w:space="0" w:color="89D3FE"/>
-              <w:start w:val="single" w:space="0" w:color="89D3FE"/>
-              <w:end w:val="single" w:space="0" w:color="89D3FE"/>
-            </w:tcBorders>
-          </w:tcPr>
-          <w:p>
-            <w:pPr>
-              <w:spacing w:before="0" w:after="60"/>
-              <w:keepNext/>
-              <w:jc w:val="center"/>
-            </w:pPr>
-            <w:r>
-              <w:rPr>
-                <w:rFonts w:ascii="Calibri" w:hAnsi="Calibri"/>
-                <w:sz w:val="20"/>
-              </w:rPr>
-              <w:t xml:space="default"/>
-            </w:r>
-          </w:p>
-        </w:tc>
-      </w:tr>
-      <w:tr>
-        <w:trPr>
-          <w:cantSplit/>
-        </w:trPr>
-        <w:tc>
-          <w:tcPr>
-            <w:tcBorders>
-              <w:top w:val="single" w:space="0" w:color="89D3FE"/>
-              <w:bottom w:val="single" w:space="0" w:color="89D3FE"/>
-              <w:start w:val="single" w:space="0" w:color="89D3FE"/>
-              <w:end w:val="single" w:space="0" w:color="89D3FE"/>
-            </w:tcBorders>
-          </w:tcPr>
-          <w:p>
-            <w:pPr>
-              <w:spacing w:before="0" w:after="60"/>
-              <w:keepNext/>
-              <w:jc w:val="start"/>
-            </w:pPr>
-            <w:r>
-              <w:rPr>
-                <w:rFonts w:ascii="Calibri" w:hAnsi="Calibri"/>
-                <w:sz w:val="20"/>
-              </w:rPr>
-              <w:t xml:space="default">    3</w:t>
-            </w:r>
-          </w:p>
-        </w:tc>
-        <w:tc>
-          <w:tcPr>
-            <w:tcBorders>
-              <w:top w:val="single" w:space="0" w:color="89D3FE"/>
-              <w:bottom w:val="single" w:space="0" w:color="89D3FE"/>
-              <w:start w:val="single" w:space="0" w:color="89D3FE"/>
-              <w:end w:val="single" w:space="0" w:color="89D3FE"/>
-            </w:tcBorders>
-          </w:tcPr>
-          <w:p>
-            <w:pPr>
-              <w:spacing w:before="0" w:after="60"/>
-              <w:keepNext/>
-              <w:jc w:val="center"/>
-            </w:pPr>
-            <w:r>
-              <w:rPr>
-                <w:rFonts w:ascii="Calibri" w:hAnsi="Calibri"/>
-                <w:sz w:val="20"/>
-              </w:rPr>
-              <w:t xml:space="default">317 (20%)</w:t>
-            </w:r>
-          </w:p>
-        </w:tc>
-        <w:tc>
-          <w:tcPr>
-            <w:tcBorders>
-              <w:top w:val="single" w:space="0" w:color="89D3FE"/>
-              <w:bottom w:val="single" w:space="0" w:color="89D3FE"/>
-              <w:start w:val="single" w:space="0" w:color="89D3FE"/>
-              <w:end w:val="single" w:space="0" w:color="89D3FE"/>
-            </w:tcBorders>
-          </w:tcPr>
-          <w:p>
-            <w:pPr>
-              <w:spacing w:before="0" w:after="60"/>
-              <w:keepNext/>
-              <w:jc w:val="center"/>
-            </w:pPr>
-            <w:r>
-              <w:rPr>
-                <w:rFonts w:ascii="Calibri" w:hAnsi="Calibri"/>
-                <w:sz w:val="20"/>
-              </w:rPr>
-              <w:t xml:space="default">175 (24%)</w:t>
-            </w:r>
-          </w:p>
-        </w:tc>
-        <w:tc>
-          <w:tcPr>
-            <w:tcBorders>
-              <w:top w:val="single" w:space="0" w:color="89D3FE"/>
-              <w:bottom w:val="single" w:space="0" w:color="89D3FE"/>
-              <w:start w:val="single" w:space="0" w:color="89D3FE"/>
-              <w:end w:val="single" w:space="0" w:color="89D3FE"/>
-            </w:tcBorders>
-          </w:tcPr>
-          <w:p>
-            <w:pPr>
-              <w:spacing w:before="0" w:after="60"/>
-              <w:keepNext/>
-              <w:jc w:val="center"/>
-            </w:pPr>
-            <w:r>
-              <w:rPr>
-                <w:rFonts w:ascii="Calibri" w:hAnsi="Calibri"/>
-                <w:sz w:val="20"/>
-              </w:rPr>
-              <w:t xml:space="default">142 (17%)</w:t>
-            </w:r>
-          </w:p>
-        </w:tc>
-        <w:tc>
-          <w:tcPr>
-            <w:tcBorders>
-              <w:top w:val="single" w:space="0" w:color="89D3FE"/>
-              <w:bottom w:val="single" w:space="0" w:color="89D3FE"/>
-              <w:start w:val="single" w:space="0" w:color="89D3FE"/>
-              <w:end w:val="single" w:space="0" w:color="89D3FE"/>
-            </w:tcBorders>
-          </w:tcPr>
-          <w:p>
-            <w:pPr>
-              <w:spacing w:before="0" w:after="60"/>
-              <w:keepNext/>
-              <w:jc w:val="center"/>
-            </w:pPr>
-            <w:r>
-              <w:rPr>
-                <w:rFonts w:ascii="Calibri" w:hAnsi="Calibri"/>
-                <w:sz w:val="20"/>
-              </w:rPr>
-              <w:t xml:space="default"/>
-            </w:r>
-          </w:p>
-        </w:tc>
-      </w:tr>
-      <w:tr>
-        <w:trPr>
-          <w:cantSplit/>
-        </w:trPr>
-        <w:tc>
-          <w:tcPr>
-            <w:tcBorders>
-              <w:top w:val="single" w:space="0" w:color="89D3FE"/>
-              <w:bottom w:val="single" w:space="0" w:color="89D3FE"/>
-              <w:start w:val="single" w:space="0" w:color="89D3FE"/>
-              <w:end w:val="single" w:space="0" w:color="89D3FE"/>
-            </w:tcBorders>
-          </w:tcPr>
-          <w:p>
-            <w:pPr>
-              <w:spacing w:before="0" w:after="60"/>
-              <w:keepNext/>
-              <w:jc w:val="start"/>
-            </w:pPr>
-            <w:r>
-              <w:rPr>
-                <w:rFonts w:ascii="Calibri" w:hAnsi="Calibri"/>
-                <w:sz w:val="20"/>
-              </w:rPr>
-              <w:t xml:space="default">    4</w:t>
-            </w:r>
-          </w:p>
-        </w:tc>
-        <w:tc>
-          <w:tcPr>
-            <w:tcBorders>
-              <w:top w:val="single" w:space="0" w:color="89D3FE"/>
-              <w:bottom w:val="single" w:space="0" w:color="89D3FE"/>
-              <w:start w:val="single" w:space="0" w:color="89D3FE"/>
-              <w:end w:val="single" w:space="0" w:color="89D3FE"/>
-            </w:tcBorders>
-          </w:tcPr>
-          <w:p>
-            <w:pPr>
-              <w:spacing w:before="0" w:after="60"/>
-              <w:keepNext/>
-              <w:jc w:val="center"/>
-            </w:pPr>
-            <w:r>
-              <w:rPr>
-                <w:rFonts w:ascii="Calibri" w:hAnsi="Calibri"/>
-                <w:sz w:val="20"/>
-              </w:rPr>
-              <w:t xml:space="default">662 (42%)</w:t>
-            </w:r>
-          </w:p>
-        </w:tc>
-        <w:tc>
-          <w:tcPr>
-            <w:tcBorders>
-              <w:top w:val="single" w:space="0" w:color="89D3FE"/>
-              <w:bottom w:val="single" w:space="0" w:color="89D3FE"/>
-              <w:start w:val="single" w:space="0" w:color="89D3FE"/>
-              <w:end w:val="single" w:space="0" w:color="89D3FE"/>
-            </w:tcBorders>
-          </w:tcPr>
-          <w:p>
-            <w:pPr>
-              <w:spacing w:before="0" w:after="60"/>
-              <w:keepNext/>
-              <w:jc w:val="center"/>
-            </w:pPr>
-            <w:r>
-              <w:rPr>
-                <w:rFonts w:ascii="Calibri" w:hAnsi="Calibri"/>
-                <w:sz w:val="20"/>
-              </w:rPr>
-              <w:t xml:space="default">252 (35%)</w:t>
-            </w:r>
-          </w:p>
-        </w:tc>
-        <w:tc>
-          <w:tcPr>
-            <w:tcBorders>
-              <w:top w:val="single" w:space="0" w:color="89D3FE"/>
-              <w:bottom w:val="single" w:space="0" w:color="89D3FE"/>
-              <w:start w:val="single" w:space="0" w:color="89D3FE"/>
-              <w:end w:val="single" w:space="0" w:color="89D3FE"/>
-            </w:tcBorders>
-          </w:tcPr>
-          <w:p>
-            <w:pPr>
-              <w:spacing w:before="0" w:after="60"/>
-              <w:keepNext/>
-              <w:jc w:val="center"/>
-            </w:pPr>
-            <w:r>
-              <w:rPr>
-                <w:rFonts w:ascii="Calibri" w:hAnsi="Calibri"/>
-                <w:sz w:val="20"/>
-              </w:rPr>
-              <w:t xml:space="default">410 (49%)</w:t>
-            </w:r>
-          </w:p>
-        </w:tc>
-        <w:tc>
-          <w:tcPr>
-            <w:tcBorders>
-              <w:top w:val="single" w:space="0" w:color="89D3FE"/>
-              <w:bottom w:val="single" w:space="0" w:color="89D3FE"/>
-              <w:start w:val="single" w:space="0" w:color="89D3FE"/>
-              <w:end w:val="single" w:space="0" w:color="89D3FE"/>
-            </w:tcBorders>
-          </w:tcPr>
-          <w:p>
-            <w:pPr>
-              <w:spacing w:before="0" w:after="60"/>
-              <w:keepNext/>
-              <w:jc w:val="center"/>
-            </w:pPr>
-            <w:r>
-              <w:rPr>
-                <w:rFonts w:ascii="Calibri" w:hAnsi="Calibri"/>
-                <w:sz w:val="20"/>
-              </w:rPr>
-              <w:t xml:space="default"/>
-            </w:r>
-          </w:p>
-        </w:tc>
-      </w:tr>
-      <w:tr>
-        <w:trPr>
-          <w:cantSplit/>
-        </w:trPr>
-        <w:tc>
-          <w:tcPr>
-            <w:tcBorders>
-              <w:top w:val="single" w:space="0" w:color="89D3FE"/>
-              <w:bottom w:val="single" w:space="0" w:color="89D3FE"/>
-              <w:start w:val="single" w:space="0" w:color="89D3FE"/>
-              <w:end w:val="single" w:space="0" w:color="89D3FE"/>
-            </w:tcBorders>
-          </w:tcPr>
-          <w:p>
-            <w:pPr>
-              <w:spacing w:before="0" w:after="60"/>
-              <w:keepNext/>
-              <w:jc w:val="start"/>
-            </w:pPr>
-            <w:r>
-              <w:rPr>
-                <w:rFonts w:ascii="Calibri" w:hAnsi="Calibri"/>
-                <w:sz w:val="20"/>
-              </w:rPr>
-              <w:t xml:space="default">    5</w:t>
-            </w:r>
-          </w:p>
-        </w:tc>
-        <w:tc>
-          <w:tcPr>
-            <w:tcBorders>
-              <w:top w:val="single" w:space="0" w:color="89D3FE"/>
-              <w:bottom w:val="single" w:space="0" w:color="89D3FE"/>
-              <w:start w:val="single" w:space="0" w:color="89D3FE"/>
-              <w:end w:val="single" w:space="0" w:color="89D3FE"/>
-            </w:tcBorders>
-          </w:tcPr>
-          <w:p>
-            <w:pPr>
-              <w:spacing w:before="0" w:after="60"/>
-              <w:keepNext/>
-              <w:jc w:val="center"/>
-            </w:pPr>
-            <w:r>
-              <w:rPr>
-                <w:rFonts w:ascii="Calibri" w:hAnsi="Calibri"/>
-                <w:sz w:val="20"/>
-              </w:rPr>
-              <w:t xml:space="default">242 (15%)</w:t>
-            </w:r>
-          </w:p>
-        </w:tc>
-        <w:tc>
-          <w:tcPr>
-            <w:tcBorders>
-              <w:top w:val="single" w:space="0" w:color="89D3FE"/>
-              <w:bottom w:val="single" w:space="0" w:color="89D3FE"/>
-              <w:start w:val="single" w:space="0" w:color="89D3FE"/>
-              <w:end w:val="single" w:space="0" w:color="89D3FE"/>
-            </w:tcBorders>
-          </w:tcPr>
-          <w:p>
-            <w:pPr>
-              <w:spacing w:before="0" w:after="60"/>
-              <w:keepNext/>
-              <w:jc w:val="center"/>
-            </w:pPr>
-            <w:r>
-              <w:rPr>
-                <w:rFonts w:ascii="Calibri" w:hAnsi="Calibri"/>
-                <w:sz w:val="20"/>
-              </w:rPr>
-              <w:t xml:space="default">68 (9.4%)</w:t>
-            </w:r>
-          </w:p>
-        </w:tc>
-        <w:tc>
-          <w:tcPr>
-            <w:tcBorders>
-              <w:top w:val="single" w:space="0" w:color="89D3FE"/>
-              <w:bottom w:val="single" w:space="0" w:color="89D3FE"/>
-              <w:start w:val="single" w:space="0" w:color="89D3FE"/>
-              <w:end w:val="single" w:space="0" w:color="89D3FE"/>
-            </w:tcBorders>
-          </w:tcPr>
-          <w:p>
-            <w:pPr>
-              <w:spacing w:before="0" w:after="60"/>
-              <w:keepNext/>
-              <w:jc w:val="center"/>
-            </w:pPr>
-            <w:r>
-              <w:rPr>
-                <w:rFonts w:ascii="Calibri" w:hAnsi="Calibri"/>
-                <w:sz w:val="20"/>
-              </w:rPr>
-              <w:t xml:space="default">174 (21%)</w:t>
-            </w:r>
-          </w:p>
-        </w:tc>
-        <w:tc>
-          <w:tcPr>
-            <w:tcBorders>
-              <w:top w:val="single" w:space="0" w:color="89D3FE"/>
-              <w:bottom w:val="single" w:space="0" w:color="89D3FE"/>
-              <w:start w:val="single" w:space="0" w:color="89D3FE"/>
-              <w:end w:val="single" w:space="0" w:color="89D3FE"/>
-            </w:tcBorders>
-          </w:tcPr>
-          <w:p>
-            <w:pPr>
-              <w:spacing w:before="0" w:after="60"/>
-              <w:keepNext/>
-              <w:jc w:val="center"/>
-            </w:pPr>
-            <w:r>
-              <w:rPr>
-                <w:rFonts w:ascii="Calibri" w:hAnsi="Calibri"/>
-                <w:sz w:val="20"/>
-              </w:rPr>
-              <w:t xml:space="default"/>
-            </w:r>
-          </w:p>
-        </w:tc>
-      </w:tr>
-      <w:tr>
-        <w:trPr>
-          <w:cantSplit/>
-        </w:trPr>
-        <w:tc>
-          <w:tcPr>
             <w:gridSpan w:val="5"/>
           </w:tcPr>
           <w:p>
@@ -3829,38 +2611,6 @@
                 <w:rFonts w:ascii="Calibri" w:hAnsi="Calibri"/>
                 <w:sz w:val="20"/>
               </w:rPr>
-              <w:t xml:space="default">1</w:t>
-            </w:r>
-            <w:r>
-              <w:rPr>
-                <w:rFonts w:ascii="Calibri" w:hAnsi="Calibri"/>
-                <w:sz w:val="20"/>
-              </w:rPr>
-              <w:t xml:space="default">n (%)</w:t>
-            </w:r>
-          </w:p>
-        </w:tc>
-      </w:tr>
-      <w:tr>
-        <w:trPr>
-          <w:cantSplit/>
-        </w:trPr>
-        <w:tc>
-          <w:tcPr>
-            <w:gridSpan w:val="5"/>
-          </w:tcPr>
-          <w:p>
-            <w:pPr>
-              <w:spacing w:before="0" w:after="60"/>
-              <w:keepNext/>
-            </w:pPr>
-            <w:r>
-              <w:rPr>
-                <w:vertAlign w:val="superscript"/>
-                <w:i/>
-                <w:rFonts w:ascii="Calibri" w:hAnsi="Calibri"/>
-                <w:sz w:val="20"/>
-              </w:rPr>
               <w:t xml:space="default">2</w:t>
             </w:r>
             <w:r>
@@ -3868,7 +2618,7 @@
                 <w:rFonts w:ascii="Calibri" w:hAnsi="Calibri"/>
                 <w:sz w:val="20"/>
               </w:rPr>
-              <w:t xml:space="default">Pearson's Chi-squared test</w:t>
+              <w:t xml:space="default">Pearson's Chi-squared test; Wilcoxon rank sum test</w:t>
             </w:r>
           </w:p>
         </w:tc>
